--- a/Manuscript/tables-figures/table2.docx
+++ b/Manuscript/tables-figures/table2.docx
@@ -10,6 +10,16 @@
     <w:p>
       <w:pPr>
         <w:pStyle w:val="TableCaption"/>
+        <w:jc w:val="center"/>
+        <w:keepNext/>
+        <w:pBdr>
+          <w:bottom w:val="none" w:sz="0" w:space="0" w:color="000000"/>
+          <w:top w:val="none" w:sz="0" w:space="0" w:color="000000"/>
+          <w:left w:val="none" w:sz="0" w:space="0" w:color="000000"/>
+          <w:right w:val="none" w:sz="0" w:space="0" w:color="000000"/>
+        </w:pBdr>
+        <w:spacing w:after="60" w:before="60" w:line="240"/>
+        <w:ind w:left="60" w:right="60" w:firstLine="0" w:firstLineChars="0"/>
       </w:pPr>
       <w:r>
         <w:t xml:space="preserve">Table 2: Characteristics of included studies by ASHA domain.</w:t>
@@ -19,11 +29,11 @@
       <w:tblPr>
         <w:tblLayout w:type="autofit"/>
         <w:jc w:val="center"/>
+        <w:tblW w:type="pct" w:w="5000"/>
         <w:tblLook w:firstRow="1" w:lastRow="0" w:firstColumn="0" w:lastColumn="0" w:noHBand="0" w:noVBand="1"/>
       </w:tblPr>
       <w:tr>
         <w:trPr>
-          <w:cantSplit/>
           <w:trHeight w:val="360" w:hRule="auto"/>
           <w:tblHeader/>
         </w:trPr>
@@ -31,32 +41,40 @@
         <w:tc>
           <w:tcPr>
             <w:tcBorders>
-              <w:bottom w:val="single" w:sz="16" w:space="0" w:color="666666"/>
-              <w:top w:val="single" w:sz="16" w:space="0" w:color="666666"/>
-              <w:left w:val="none" w:sz="0" w:space="0" w:color="000000"/>
-              <w:right w:val="none" w:sz="0" w:space="0" w:color="000000"/>
-            </w:tcBorders>
-            <w:shd w:val="clear" w:color="auto" w:fill="FFFFFF"/>
-            <w:tcMar>
-              <w:top w:w="0" w:type="dxa"/>
-              <w:bottom w:w="0" w:type="dxa"/>
-              <w:left w:w="0" w:type="dxa"/>
-              <w:right w:w="0" w:type="dxa"/>
-            </w:tcMar>
-            <w:vAlign w:val="center"/>
-          </w:tcPr>
-          <w:p>
-            <w:pPr>
-              <w:jc w:val="left"/>
-              <w:keepNext/>
-              <w:pBdr>
-                <w:bottom w:val="none" w:sz="0" w:space="0" w:color="000000"/>
-                <w:top w:val="none" w:sz="0" w:space="0" w:color="000000"/>
-                <w:left w:val="none" w:sz="0" w:space="0" w:color="000000"/>
-                <w:right w:val="none" w:sz="0" w:space="0" w:color="000000"/>
-              </w:pBdr>
-              <w:spacing w:after="100" w:before="100" w:line="240"/>
-              <w:ind w:firstLine="0" w:left="100" w:right="100"/>
+              <w:bottom w:val="single" w:sz="12" w:space="0" w:color="666666"/>
+              <w:top w:val="single" w:sz="12" w:space="0" w:color="666666"/>
+              <w:left w:val="none" w:sz="0" w:space="0" w:color="000000"/>
+              <w:right w:val="none" w:sz="0" w:space="0" w:color="000000"/>
+            </w:tcBorders>
+            <w:shd w:val="clear" w:color="auto" w:fill="FFFFFF"/>
+            <w:tcMar>
+              <w:top w:w="0" w:type="dxa"/>
+              <w:bottom w:w="0" w:type="dxa"/>
+              <w:left w:w="0" w:type="dxa"/>
+              <w:right w:w="0" w:type="dxa"/>
+            </w:tcMar>
+            <w:vAlign w:val="center"/>
+          </w:tcPr>
+          <w:p>
+            <w:pPr>
+              <w:jc w:val="left"/>
+              <w:pBdr>
+                <w:bottom w:val="none" w:sz="0" w:space="0" w:color="000000"/>
+                <w:top w:val="none" w:sz="0" w:space="0" w:color="000000"/>
+                <w:left w:val="none" w:sz="0" w:space="0" w:color="000000"/>
+                <w:right w:val="none" w:sz="0" w:space="0" w:color="000000"/>
+              </w:pBdr>
+              <w:spacing w:after="100" w:before="100" w:line="240"/>
+              <w:ind w:left="100" w:right="100" w:firstLine="0" w:firstLineChars="0"/>
+              <w:rPr>
+                <w:rFonts w:ascii="Times New Roman" w:hAnsi="Helvetica" w:eastAsia="Helvetica" w:cs="Helvetica"/>
+                <w:i w:val="false"/>
+                <w:b w:val="false"/>
+                <w:u w:val="none"/>
+                <w:sz w:val="22"/>
+                <w:szCs w:val="22"/>
+                <w:color w:val="000000"/>
+              </w:rPr>
             </w:pPr>
             <w:r>
               <w:rPr>
@@ -75,32 +93,40 @@
         <w:tc>
           <w:tcPr>
             <w:tcBorders>
-              <w:bottom w:val="single" w:sz="16" w:space="0" w:color="666666"/>
-              <w:top w:val="single" w:sz="16" w:space="0" w:color="666666"/>
-              <w:left w:val="none" w:sz="0" w:space="0" w:color="000000"/>
-              <w:right w:val="none" w:sz="0" w:space="0" w:color="000000"/>
-            </w:tcBorders>
-            <w:shd w:val="clear" w:color="auto" w:fill="FFFFFF"/>
-            <w:tcMar>
-              <w:top w:w="0" w:type="dxa"/>
-              <w:bottom w:w="0" w:type="dxa"/>
-              <w:left w:w="0" w:type="dxa"/>
-              <w:right w:w="0" w:type="dxa"/>
-            </w:tcMar>
-            <w:vAlign w:val="center"/>
-          </w:tcPr>
-          <w:p>
-            <w:pPr>
-              <w:jc w:val="left"/>
-              <w:keepNext/>
-              <w:pBdr>
-                <w:bottom w:val="none" w:sz="0" w:space="0" w:color="000000"/>
-                <w:top w:val="none" w:sz="0" w:space="0" w:color="000000"/>
-                <w:left w:val="none" w:sz="0" w:space="0" w:color="000000"/>
-                <w:right w:val="none" w:sz="0" w:space="0" w:color="000000"/>
-              </w:pBdr>
-              <w:spacing w:after="100" w:before="100" w:line="240"/>
-              <w:ind w:firstLine="0" w:left="100" w:right="100"/>
+              <w:bottom w:val="single" w:sz="12" w:space="0" w:color="666666"/>
+              <w:top w:val="single" w:sz="12" w:space="0" w:color="666666"/>
+              <w:left w:val="none" w:sz="0" w:space="0" w:color="000000"/>
+              <w:right w:val="none" w:sz="0" w:space="0" w:color="000000"/>
+            </w:tcBorders>
+            <w:shd w:val="clear" w:color="auto" w:fill="FFFFFF"/>
+            <w:tcMar>
+              <w:top w:w="0" w:type="dxa"/>
+              <w:bottom w:w="0" w:type="dxa"/>
+              <w:left w:w="0" w:type="dxa"/>
+              <w:right w:w="0" w:type="dxa"/>
+            </w:tcMar>
+            <w:vAlign w:val="center"/>
+          </w:tcPr>
+          <w:p>
+            <w:pPr>
+              <w:jc w:val="left"/>
+              <w:pBdr>
+                <w:bottom w:val="none" w:sz="0" w:space="0" w:color="000000"/>
+                <w:top w:val="none" w:sz="0" w:space="0" w:color="000000"/>
+                <w:left w:val="none" w:sz="0" w:space="0" w:color="000000"/>
+                <w:right w:val="none" w:sz="0" w:space="0" w:color="000000"/>
+              </w:pBdr>
+              <w:spacing w:after="100" w:before="100" w:line="240"/>
+              <w:ind w:left="100" w:right="100" w:firstLine="0" w:firstLineChars="0"/>
+              <w:rPr>
+                <w:rFonts w:ascii="Times New Roman" w:hAnsi="Helvetica" w:eastAsia="Helvetica" w:cs="Helvetica"/>
+                <w:i w:val="false"/>
+                <w:b w:val="false"/>
+                <w:u w:val="none"/>
+                <w:sz w:val="22"/>
+                <w:szCs w:val="22"/>
+                <w:color w:val="000000"/>
+              </w:rPr>
             </w:pPr>
             <w:r>
               <w:rPr>
@@ -119,32 +145,40 @@
         <w:tc>
           <w:tcPr>
             <w:tcBorders>
-              <w:bottom w:val="single" w:sz="16" w:space="0" w:color="666666"/>
-              <w:top w:val="single" w:sz="16" w:space="0" w:color="666666"/>
-              <w:left w:val="none" w:sz="0" w:space="0" w:color="000000"/>
-              <w:right w:val="none" w:sz="0" w:space="0" w:color="000000"/>
-            </w:tcBorders>
-            <w:shd w:val="clear" w:color="auto" w:fill="FFFFFF"/>
-            <w:tcMar>
-              <w:top w:w="0" w:type="dxa"/>
-              <w:bottom w:w="0" w:type="dxa"/>
-              <w:left w:w="0" w:type="dxa"/>
-              <w:right w:w="0" w:type="dxa"/>
-            </w:tcMar>
-            <w:vAlign w:val="center"/>
-          </w:tcPr>
-          <w:p>
-            <w:pPr>
-              <w:jc w:val="left"/>
-              <w:keepNext/>
-              <w:pBdr>
-                <w:bottom w:val="none" w:sz="0" w:space="0" w:color="000000"/>
-                <w:top w:val="none" w:sz="0" w:space="0" w:color="000000"/>
-                <w:left w:val="none" w:sz="0" w:space="0" w:color="000000"/>
-                <w:right w:val="none" w:sz="0" w:space="0" w:color="000000"/>
-              </w:pBdr>
-              <w:spacing w:after="100" w:before="100" w:line="240"/>
-              <w:ind w:firstLine="0" w:left="100" w:right="100"/>
+              <w:bottom w:val="single" w:sz="12" w:space="0" w:color="666666"/>
+              <w:top w:val="single" w:sz="12" w:space="0" w:color="666666"/>
+              <w:left w:val="none" w:sz="0" w:space="0" w:color="000000"/>
+              <w:right w:val="none" w:sz="0" w:space="0" w:color="000000"/>
+            </w:tcBorders>
+            <w:shd w:val="clear" w:color="auto" w:fill="FFFFFF"/>
+            <w:tcMar>
+              <w:top w:w="0" w:type="dxa"/>
+              <w:bottom w:w="0" w:type="dxa"/>
+              <w:left w:w="0" w:type="dxa"/>
+              <w:right w:w="0" w:type="dxa"/>
+            </w:tcMar>
+            <w:vAlign w:val="center"/>
+          </w:tcPr>
+          <w:p>
+            <w:pPr>
+              <w:jc w:val="left"/>
+              <w:pBdr>
+                <w:bottom w:val="none" w:sz="0" w:space="0" w:color="000000"/>
+                <w:top w:val="none" w:sz="0" w:space="0" w:color="000000"/>
+                <w:left w:val="none" w:sz="0" w:space="0" w:color="000000"/>
+                <w:right w:val="none" w:sz="0" w:space="0" w:color="000000"/>
+              </w:pBdr>
+              <w:spacing w:after="100" w:before="100" w:line="240"/>
+              <w:ind w:left="100" w:right="100" w:firstLine="0" w:firstLineChars="0"/>
+              <w:rPr>
+                <w:rFonts w:ascii="Times New Roman" w:hAnsi="Helvetica" w:eastAsia="Helvetica" w:cs="Helvetica"/>
+                <w:i w:val="false"/>
+                <w:b w:val="false"/>
+                <w:u w:val="none"/>
+                <w:sz w:val="22"/>
+                <w:szCs w:val="22"/>
+                <w:color w:val="000000"/>
+              </w:rPr>
             </w:pPr>
             <w:r>
               <w:rPr>
@@ -163,32 +197,40 @@
         <w:tc>
           <w:tcPr>
             <w:tcBorders>
-              <w:bottom w:val="single" w:sz="16" w:space="0" w:color="666666"/>
-              <w:top w:val="single" w:sz="16" w:space="0" w:color="666666"/>
-              <w:left w:val="none" w:sz="0" w:space="0" w:color="000000"/>
-              <w:right w:val="none" w:sz="0" w:space="0" w:color="000000"/>
-            </w:tcBorders>
-            <w:shd w:val="clear" w:color="auto" w:fill="FFFFFF"/>
-            <w:tcMar>
-              <w:top w:w="0" w:type="dxa"/>
-              <w:bottom w:w="0" w:type="dxa"/>
-              <w:left w:w="0" w:type="dxa"/>
-              <w:right w:w="0" w:type="dxa"/>
-            </w:tcMar>
-            <w:vAlign w:val="center"/>
-          </w:tcPr>
-          <w:p>
-            <w:pPr>
-              <w:jc w:val="left"/>
-              <w:keepNext/>
-              <w:pBdr>
-                <w:bottom w:val="none" w:sz="0" w:space="0" w:color="000000"/>
-                <w:top w:val="none" w:sz="0" w:space="0" w:color="000000"/>
-                <w:left w:val="none" w:sz="0" w:space="0" w:color="000000"/>
-                <w:right w:val="none" w:sz="0" w:space="0" w:color="000000"/>
-              </w:pBdr>
-              <w:spacing w:after="100" w:before="100" w:line="240"/>
-              <w:ind w:firstLine="0" w:left="100" w:right="100"/>
+              <w:bottom w:val="single" w:sz="12" w:space="0" w:color="666666"/>
+              <w:top w:val="single" w:sz="12" w:space="0" w:color="666666"/>
+              <w:left w:val="none" w:sz="0" w:space="0" w:color="000000"/>
+              <w:right w:val="none" w:sz="0" w:space="0" w:color="000000"/>
+            </w:tcBorders>
+            <w:shd w:val="clear" w:color="auto" w:fill="FFFFFF"/>
+            <w:tcMar>
+              <w:top w:w="0" w:type="dxa"/>
+              <w:bottom w:w="0" w:type="dxa"/>
+              <w:left w:w="0" w:type="dxa"/>
+              <w:right w:w="0" w:type="dxa"/>
+            </w:tcMar>
+            <w:vAlign w:val="center"/>
+          </w:tcPr>
+          <w:p>
+            <w:pPr>
+              <w:jc w:val="left"/>
+              <w:pBdr>
+                <w:bottom w:val="none" w:sz="0" w:space="0" w:color="000000"/>
+                <w:top w:val="none" w:sz="0" w:space="0" w:color="000000"/>
+                <w:left w:val="none" w:sz="0" w:space="0" w:color="000000"/>
+                <w:right w:val="none" w:sz="0" w:space="0" w:color="000000"/>
+              </w:pBdr>
+              <w:spacing w:after="100" w:before="100" w:line="240"/>
+              <w:ind w:left="100" w:right="100" w:firstLine="0" w:firstLineChars="0"/>
+              <w:rPr>
+                <w:rFonts w:ascii="Times New Roman" w:hAnsi="Helvetica" w:eastAsia="Helvetica" w:cs="Helvetica"/>
+                <w:i w:val="false"/>
+                <w:b w:val="false"/>
+                <w:u w:val="none"/>
+                <w:sz w:val="22"/>
+                <w:szCs w:val="22"/>
+                <w:color w:val="000000"/>
+              </w:rPr>
             </w:pPr>
             <w:r>
               <w:rPr>
@@ -207,32 +249,40 @@
         <w:tc>
           <w:tcPr>
             <w:tcBorders>
-              <w:bottom w:val="single" w:sz="16" w:space="0" w:color="666666"/>
-              <w:top w:val="single" w:sz="16" w:space="0" w:color="666666"/>
-              <w:left w:val="none" w:sz="0" w:space="0" w:color="000000"/>
-              <w:right w:val="none" w:sz="0" w:space="0" w:color="000000"/>
-            </w:tcBorders>
-            <w:shd w:val="clear" w:color="auto" w:fill="FFFFFF"/>
-            <w:tcMar>
-              <w:top w:w="0" w:type="dxa"/>
-              <w:bottom w:w="0" w:type="dxa"/>
-              <w:left w:w="0" w:type="dxa"/>
-              <w:right w:w="0" w:type="dxa"/>
-            </w:tcMar>
-            <w:vAlign w:val="center"/>
-          </w:tcPr>
-          <w:p>
-            <w:pPr>
-              <w:jc w:val="left"/>
-              <w:keepNext/>
-              <w:pBdr>
-                <w:bottom w:val="none" w:sz="0" w:space="0" w:color="000000"/>
-                <w:top w:val="none" w:sz="0" w:space="0" w:color="000000"/>
-                <w:left w:val="none" w:sz="0" w:space="0" w:color="000000"/>
-                <w:right w:val="none" w:sz="0" w:space="0" w:color="000000"/>
-              </w:pBdr>
-              <w:spacing w:after="100" w:before="100" w:line="240"/>
-              <w:ind w:firstLine="0" w:left="100" w:right="100"/>
+              <w:bottom w:val="single" w:sz="12" w:space="0" w:color="666666"/>
+              <w:top w:val="single" w:sz="12" w:space="0" w:color="666666"/>
+              <w:left w:val="none" w:sz="0" w:space="0" w:color="000000"/>
+              <w:right w:val="none" w:sz="0" w:space="0" w:color="000000"/>
+            </w:tcBorders>
+            <w:shd w:val="clear" w:color="auto" w:fill="FFFFFF"/>
+            <w:tcMar>
+              <w:top w:w="0" w:type="dxa"/>
+              <w:bottom w:w="0" w:type="dxa"/>
+              <w:left w:w="0" w:type="dxa"/>
+              <w:right w:w="0" w:type="dxa"/>
+            </w:tcMar>
+            <w:vAlign w:val="center"/>
+          </w:tcPr>
+          <w:p>
+            <w:pPr>
+              <w:jc w:val="left"/>
+              <w:pBdr>
+                <w:bottom w:val="none" w:sz="0" w:space="0" w:color="000000"/>
+                <w:top w:val="none" w:sz="0" w:space="0" w:color="000000"/>
+                <w:left w:val="none" w:sz="0" w:space="0" w:color="000000"/>
+                <w:right w:val="none" w:sz="0" w:space="0" w:color="000000"/>
+              </w:pBdr>
+              <w:spacing w:after="100" w:before="100" w:line="240"/>
+              <w:ind w:left="100" w:right="100" w:firstLine="0" w:firstLineChars="0"/>
+              <w:rPr>
+                <w:rFonts w:ascii="Times New Roman" w:hAnsi="Helvetica" w:eastAsia="Helvetica" w:cs="Helvetica"/>
+                <w:i w:val="false"/>
+                <w:b w:val="false"/>
+                <w:u w:val="none"/>
+                <w:sz w:val="22"/>
+                <w:szCs w:val="22"/>
+                <w:color w:val="000000"/>
+              </w:rPr>
             </w:pPr>
             <w:r>
               <w:rPr>
@@ -251,32 +301,40 @@
         <w:tc>
           <w:tcPr>
             <w:tcBorders>
-              <w:bottom w:val="single" w:sz="16" w:space="0" w:color="666666"/>
-              <w:top w:val="single" w:sz="16" w:space="0" w:color="666666"/>
-              <w:left w:val="none" w:sz="0" w:space="0" w:color="000000"/>
-              <w:right w:val="none" w:sz="0" w:space="0" w:color="000000"/>
-            </w:tcBorders>
-            <w:shd w:val="clear" w:color="auto" w:fill="FFFFFF"/>
-            <w:tcMar>
-              <w:top w:w="0" w:type="dxa"/>
-              <w:bottom w:w="0" w:type="dxa"/>
-              <w:left w:w="0" w:type="dxa"/>
-              <w:right w:w="0" w:type="dxa"/>
-            </w:tcMar>
-            <w:vAlign w:val="center"/>
-          </w:tcPr>
-          <w:p>
-            <w:pPr>
-              <w:jc w:val="left"/>
-              <w:keepNext/>
-              <w:pBdr>
-                <w:bottom w:val="none" w:sz="0" w:space="0" w:color="000000"/>
-                <w:top w:val="none" w:sz="0" w:space="0" w:color="000000"/>
-                <w:left w:val="none" w:sz="0" w:space="0" w:color="000000"/>
-                <w:right w:val="none" w:sz="0" w:space="0" w:color="000000"/>
-              </w:pBdr>
-              <w:spacing w:after="100" w:before="100" w:line="240"/>
-              <w:ind w:firstLine="0" w:left="100" w:right="100"/>
+              <w:bottom w:val="single" w:sz="12" w:space="0" w:color="666666"/>
+              <w:top w:val="single" w:sz="12" w:space="0" w:color="666666"/>
+              <w:left w:val="none" w:sz="0" w:space="0" w:color="000000"/>
+              <w:right w:val="none" w:sz="0" w:space="0" w:color="000000"/>
+            </w:tcBorders>
+            <w:shd w:val="clear" w:color="auto" w:fill="FFFFFF"/>
+            <w:tcMar>
+              <w:top w:w="0" w:type="dxa"/>
+              <w:bottom w:w="0" w:type="dxa"/>
+              <w:left w:w="0" w:type="dxa"/>
+              <w:right w:w="0" w:type="dxa"/>
+            </w:tcMar>
+            <w:vAlign w:val="center"/>
+          </w:tcPr>
+          <w:p>
+            <w:pPr>
+              <w:jc w:val="left"/>
+              <w:pBdr>
+                <w:bottom w:val="none" w:sz="0" w:space="0" w:color="000000"/>
+                <w:top w:val="none" w:sz="0" w:space="0" w:color="000000"/>
+                <w:left w:val="none" w:sz="0" w:space="0" w:color="000000"/>
+                <w:right w:val="none" w:sz="0" w:space="0" w:color="000000"/>
+              </w:pBdr>
+              <w:spacing w:after="100" w:before="100" w:line="240"/>
+              <w:ind w:left="100" w:right="100" w:firstLine="0" w:firstLineChars="0"/>
+              <w:rPr>
+                <w:rFonts w:ascii="Times New Roman" w:hAnsi="Helvetica" w:eastAsia="Helvetica" w:cs="Helvetica"/>
+                <w:i w:val="false"/>
+                <w:b w:val="false"/>
+                <w:u w:val="none"/>
+                <w:sz w:val="22"/>
+                <w:szCs w:val="22"/>
+                <w:color w:val="000000"/>
+              </w:rPr>
             </w:pPr>
             <w:r>
               <w:rPr>
@@ -295,32 +353,40 @@
         <w:tc>
           <w:tcPr>
             <w:tcBorders>
-              <w:bottom w:val="single" w:sz="16" w:space="0" w:color="666666"/>
-              <w:top w:val="single" w:sz="16" w:space="0" w:color="666666"/>
-              <w:left w:val="none" w:sz="0" w:space="0" w:color="000000"/>
-              <w:right w:val="none" w:sz="0" w:space="0" w:color="000000"/>
-            </w:tcBorders>
-            <w:shd w:val="clear" w:color="auto" w:fill="FFFFFF"/>
-            <w:tcMar>
-              <w:top w:w="0" w:type="dxa"/>
-              <w:bottom w:w="0" w:type="dxa"/>
-              <w:left w:w="0" w:type="dxa"/>
-              <w:right w:w="0" w:type="dxa"/>
-            </w:tcMar>
-            <w:vAlign w:val="center"/>
-          </w:tcPr>
-          <w:p>
-            <w:pPr>
-              <w:jc w:val="left"/>
-              <w:keepNext/>
-              <w:pBdr>
-                <w:bottom w:val="none" w:sz="0" w:space="0" w:color="000000"/>
-                <w:top w:val="none" w:sz="0" w:space="0" w:color="000000"/>
-                <w:left w:val="none" w:sz="0" w:space="0" w:color="000000"/>
-                <w:right w:val="none" w:sz="0" w:space="0" w:color="000000"/>
-              </w:pBdr>
-              <w:spacing w:after="100" w:before="100" w:line="240"/>
-              <w:ind w:firstLine="0" w:left="100" w:right="100"/>
+              <w:bottom w:val="single" w:sz="12" w:space="0" w:color="666666"/>
+              <w:top w:val="single" w:sz="12" w:space="0" w:color="666666"/>
+              <w:left w:val="none" w:sz="0" w:space="0" w:color="000000"/>
+              <w:right w:val="none" w:sz="0" w:space="0" w:color="000000"/>
+            </w:tcBorders>
+            <w:shd w:val="clear" w:color="auto" w:fill="FFFFFF"/>
+            <w:tcMar>
+              <w:top w:w="0" w:type="dxa"/>
+              <w:bottom w:w="0" w:type="dxa"/>
+              <w:left w:w="0" w:type="dxa"/>
+              <w:right w:w="0" w:type="dxa"/>
+            </w:tcMar>
+            <w:vAlign w:val="center"/>
+          </w:tcPr>
+          <w:p>
+            <w:pPr>
+              <w:jc w:val="left"/>
+              <w:pBdr>
+                <w:bottom w:val="none" w:sz="0" w:space="0" w:color="000000"/>
+                <w:top w:val="none" w:sz="0" w:space="0" w:color="000000"/>
+                <w:left w:val="none" w:sz="0" w:space="0" w:color="000000"/>
+                <w:right w:val="none" w:sz="0" w:space="0" w:color="000000"/>
+              </w:pBdr>
+              <w:spacing w:after="100" w:before="100" w:line="240"/>
+              <w:ind w:left="100" w:right="100" w:firstLine="0" w:firstLineChars="0"/>
+              <w:rPr>
+                <w:rFonts w:ascii="Times New Roman" w:hAnsi="Helvetica" w:eastAsia="Helvetica" w:cs="Helvetica"/>
+                <w:i w:val="false"/>
+                <w:b w:val="false"/>
+                <w:u w:val="none"/>
+                <w:sz w:val="22"/>
+                <w:szCs w:val="22"/>
+                <w:color w:val="000000"/>
+              </w:rPr>
             </w:pPr>
             <w:r>
               <w:rPr>
@@ -339,32 +405,40 @@
         <w:tc>
           <w:tcPr>
             <w:tcBorders>
-              <w:bottom w:val="single" w:sz="16" w:space="0" w:color="666666"/>
-              <w:top w:val="single" w:sz="16" w:space="0" w:color="666666"/>
-              <w:left w:val="none" w:sz="0" w:space="0" w:color="000000"/>
-              <w:right w:val="none" w:sz="0" w:space="0" w:color="000000"/>
-            </w:tcBorders>
-            <w:shd w:val="clear" w:color="auto" w:fill="FFFFFF"/>
-            <w:tcMar>
-              <w:top w:w="0" w:type="dxa"/>
-              <w:bottom w:w="0" w:type="dxa"/>
-              <w:left w:w="0" w:type="dxa"/>
-              <w:right w:w="0" w:type="dxa"/>
-            </w:tcMar>
-            <w:vAlign w:val="center"/>
-          </w:tcPr>
-          <w:p>
-            <w:pPr>
-              <w:jc w:val="left"/>
-              <w:keepNext/>
-              <w:pBdr>
-                <w:bottom w:val="none" w:sz="0" w:space="0" w:color="000000"/>
-                <w:top w:val="none" w:sz="0" w:space="0" w:color="000000"/>
-                <w:left w:val="none" w:sz="0" w:space="0" w:color="000000"/>
-                <w:right w:val="none" w:sz="0" w:space="0" w:color="000000"/>
-              </w:pBdr>
-              <w:spacing w:after="100" w:before="100" w:line="240"/>
-              <w:ind w:firstLine="0" w:left="100" w:right="100"/>
+              <w:bottom w:val="single" w:sz="12" w:space="0" w:color="666666"/>
+              <w:top w:val="single" w:sz="12" w:space="0" w:color="666666"/>
+              <w:left w:val="none" w:sz="0" w:space="0" w:color="000000"/>
+              <w:right w:val="none" w:sz="0" w:space="0" w:color="000000"/>
+            </w:tcBorders>
+            <w:shd w:val="clear" w:color="auto" w:fill="FFFFFF"/>
+            <w:tcMar>
+              <w:top w:w="0" w:type="dxa"/>
+              <w:bottom w:w="0" w:type="dxa"/>
+              <w:left w:w="0" w:type="dxa"/>
+              <w:right w:w="0" w:type="dxa"/>
+            </w:tcMar>
+            <w:vAlign w:val="center"/>
+          </w:tcPr>
+          <w:p>
+            <w:pPr>
+              <w:jc w:val="left"/>
+              <w:pBdr>
+                <w:bottom w:val="none" w:sz="0" w:space="0" w:color="000000"/>
+                <w:top w:val="none" w:sz="0" w:space="0" w:color="000000"/>
+                <w:left w:val="none" w:sz="0" w:space="0" w:color="000000"/>
+                <w:right w:val="none" w:sz="0" w:space="0" w:color="000000"/>
+              </w:pBdr>
+              <w:spacing w:after="100" w:before="100" w:line="240"/>
+              <w:ind w:left="100" w:right="100" w:firstLine="0" w:firstLineChars="0"/>
+              <w:rPr>
+                <w:rFonts w:ascii="Times New Roman" w:hAnsi="Helvetica" w:eastAsia="Helvetica" w:cs="Helvetica"/>
+                <w:i w:val="false"/>
+                <w:b w:val="false"/>
+                <w:u w:val="none"/>
+                <w:sz w:val="22"/>
+                <w:szCs w:val="22"/>
+                <w:color w:val="000000"/>
+              </w:rPr>
             </w:pPr>
             <w:r>
               <w:rPr>
@@ -383,7 +457,6 @@
       </w:tr>
       <w:tr>
         <w:trPr>
-          <w:cantSplit/>
           <w:trHeight w:val="360" w:hRule="auto"/>
         </w:trPr>
         body 1
@@ -391,31 +464,39 @@
           <w:tcPr>
             <w:tcBorders>
               <w:bottom w:val="none" w:sz="0" w:space="0" w:color="000000"/>
-              <w:top w:val="none" w:sz="0" w:space="0" w:color="000000"/>
-              <w:left w:val="none" w:sz="0" w:space="0" w:color="000000"/>
-              <w:right w:val="none" w:sz="0" w:space="0" w:color="000000"/>
-            </w:tcBorders>
-            <w:shd w:val="clear" w:color="auto" w:fill="FFFFFF"/>
-            <w:tcMar>
-              <w:top w:w="0" w:type="dxa"/>
-              <w:bottom w:w="0" w:type="dxa"/>
-              <w:left w:w="0" w:type="dxa"/>
-              <w:right w:w="0" w:type="dxa"/>
-            </w:tcMar>
-            <w:vAlign w:val="center"/>
-          </w:tcPr>
-          <w:p>
-            <w:pPr>
-              <w:jc w:val="left"/>
-              <w:keepNext/>
-              <w:pBdr>
-                <w:bottom w:val="none" w:sz="0" w:space="0" w:color="000000"/>
-                <w:top w:val="none" w:sz="0" w:space="0" w:color="000000"/>
-                <w:left w:val="none" w:sz="0" w:space="0" w:color="000000"/>
-                <w:right w:val="none" w:sz="0" w:space="0" w:color="000000"/>
-              </w:pBdr>
-              <w:spacing w:after="100" w:before="100" w:line="240"/>
-              <w:ind w:firstLine="0" w:left="100" w:right="100"/>
+              <w:top w:val="single" w:sz="12" w:space="0" w:color="666666"/>
+              <w:left w:val="none" w:sz="0" w:space="0" w:color="000000"/>
+              <w:right w:val="none" w:sz="0" w:space="0" w:color="000000"/>
+            </w:tcBorders>
+            <w:shd w:val="clear" w:color="auto" w:fill="FFFFFF"/>
+            <w:tcMar>
+              <w:top w:w="0" w:type="dxa"/>
+              <w:bottom w:w="0" w:type="dxa"/>
+              <w:left w:w="0" w:type="dxa"/>
+              <w:right w:w="0" w:type="dxa"/>
+            </w:tcMar>
+            <w:vAlign w:val="center"/>
+          </w:tcPr>
+          <w:p>
+            <w:pPr>
+              <w:jc w:val="left"/>
+              <w:pBdr>
+                <w:bottom w:val="none" w:sz="0" w:space="0" w:color="000000"/>
+                <w:top w:val="none" w:sz="0" w:space="0" w:color="000000"/>
+                <w:left w:val="none" w:sz="0" w:space="0" w:color="000000"/>
+                <w:right w:val="none" w:sz="0" w:space="0" w:color="000000"/>
+              </w:pBdr>
+              <w:spacing w:after="100" w:before="100" w:line="240"/>
+              <w:ind w:left="100" w:right="100" w:firstLine="0" w:firstLineChars="0"/>
+              <w:rPr>
+                <w:rFonts w:ascii="Times New Roman" w:hAnsi="Helvetica" w:eastAsia="Helvetica" w:cs="Helvetica"/>
+                <w:i w:val="false"/>
+                <w:b w:val="false"/>
+                <w:u w:val="none"/>
+                <w:sz w:val="22"/>
+                <w:szCs w:val="22"/>
+                <w:color w:val="000000"/>
+              </w:rPr>
             </w:pPr>
             <w:r>
               <w:rPr>
@@ -435,31 +516,39 @@
           <w:tcPr>
             <w:tcBorders>
               <w:bottom w:val="none" w:sz="0" w:space="0" w:color="000000"/>
-              <w:top w:val="none" w:sz="0" w:space="0" w:color="000000"/>
-              <w:left w:val="none" w:sz="0" w:space="0" w:color="000000"/>
-              <w:right w:val="none" w:sz="0" w:space="0" w:color="000000"/>
-            </w:tcBorders>
-            <w:shd w:val="clear" w:color="auto" w:fill="FFFFFF"/>
-            <w:tcMar>
-              <w:top w:w="0" w:type="dxa"/>
-              <w:bottom w:w="0" w:type="dxa"/>
-              <w:left w:w="0" w:type="dxa"/>
-              <w:right w:w="0" w:type="dxa"/>
-            </w:tcMar>
-            <w:vAlign w:val="center"/>
-          </w:tcPr>
-          <w:p>
-            <w:pPr>
-              <w:jc w:val="left"/>
-              <w:keepNext/>
-              <w:pBdr>
-                <w:bottom w:val="none" w:sz="0" w:space="0" w:color="000000"/>
-                <w:top w:val="none" w:sz="0" w:space="0" w:color="000000"/>
-                <w:left w:val="none" w:sz="0" w:space="0" w:color="000000"/>
-                <w:right w:val="none" w:sz="0" w:space="0" w:color="000000"/>
-              </w:pBdr>
-              <w:spacing w:after="100" w:before="100" w:line="240"/>
-              <w:ind w:firstLine="0" w:left="100" w:right="100"/>
+              <w:top w:val="single" w:sz="12" w:space="0" w:color="666666"/>
+              <w:left w:val="none" w:sz="0" w:space="0" w:color="000000"/>
+              <w:right w:val="none" w:sz="0" w:space="0" w:color="000000"/>
+            </w:tcBorders>
+            <w:shd w:val="clear" w:color="auto" w:fill="FFFFFF"/>
+            <w:tcMar>
+              <w:top w:w="0" w:type="dxa"/>
+              <w:bottom w:w="0" w:type="dxa"/>
+              <w:left w:w="0" w:type="dxa"/>
+              <w:right w:w="0" w:type="dxa"/>
+            </w:tcMar>
+            <w:vAlign w:val="center"/>
+          </w:tcPr>
+          <w:p>
+            <w:pPr>
+              <w:jc w:val="left"/>
+              <w:pBdr>
+                <w:bottom w:val="none" w:sz="0" w:space="0" w:color="000000"/>
+                <w:top w:val="none" w:sz="0" w:space="0" w:color="000000"/>
+                <w:left w:val="none" w:sz="0" w:space="0" w:color="000000"/>
+                <w:right w:val="none" w:sz="0" w:space="0" w:color="000000"/>
+              </w:pBdr>
+              <w:spacing w:after="100" w:before="100" w:line="240"/>
+              <w:ind w:left="100" w:right="100" w:firstLine="0" w:firstLineChars="0"/>
+              <w:rPr>
+                <w:rFonts w:ascii="Times New Roman" w:hAnsi="Helvetica" w:eastAsia="Helvetica" w:cs="Helvetica"/>
+                <w:i w:val="false"/>
+                <w:b w:val="false"/>
+                <w:u w:val="none"/>
+                <w:sz w:val="22"/>
+                <w:szCs w:val="22"/>
+                <w:color w:val="000000"/>
+              </w:rPr>
             </w:pPr>
             <w:r>
               <w:rPr>
@@ -479,31 +568,39 @@
           <w:tcPr>
             <w:tcBorders>
               <w:bottom w:val="none" w:sz="0" w:space="0" w:color="000000"/>
-              <w:top w:val="none" w:sz="0" w:space="0" w:color="000000"/>
-              <w:left w:val="none" w:sz="0" w:space="0" w:color="000000"/>
-              <w:right w:val="none" w:sz="0" w:space="0" w:color="000000"/>
-            </w:tcBorders>
-            <w:shd w:val="clear" w:color="auto" w:fill="FFFFFF"/>
-            <w:tcMar>
-              <w:top w:w="0" w:type="dxa"/>
-              <w:bottom w:w="0" w:type="dxa"/>
-              <w:left w:w="0" w:type="dxa"/>
-              <w:right w:w="0" w:type="dxa"/>
-            </w:tcMar>
-            <w:vAlign w:val="center"/>
-          </w:tcPr>
-          <w:p>
-            <w:pPr>
-              <w:jc w:val="left"/>
-              <w:keepNext/>
-              <w:pBdr>
-                <w:bottom w:val="none" w:sz="0" w:space="0" w:color="000000"/>
-                <w:top w:val="none" w:sz="0" w:space="0" w:color="000000"/>
-                <w:left w:val="none" w:sz="0" w:space="0" w:color="000000"/>
-                <w:right w:val="none" w:sz="0" w:space="0" w:color="000000"/>
-              </w:pBdr>
-              <w:spacing w:after="100" w:before="100" w:line="240"/>
-              <w:ind w:firstLine="0" w:left="100" w:right="100"/>
+              <w:top w:val="single" w:sz="12" w:space="0" w:color="666666"/>
+              <w:left w:val="none" w:sz="0" w:space="0" w:color="000000"/>
+              <w:right w:val="none" w:sz="0" w:space="0" w:color="000000"/>
+            </w:tcBorders>
+            <w:shd w:val="clear" w:color="auto" w:fill="FFFFFF"/>
+            <w:tcMar>
+              <w:top w:w="0" w:type="dxa"/>
+              <w:bottom w:w="0" w:type="dxa"/>
+              <w:left w:w="0" w:type="dxa"/>
+              <w:right w:w="0" w:type="dxa"/>
+            </w:tcMar>
+            <w:vAlign w:val="center"/>
+          </w:tcPr>
+          <w:p>
+            <w:pPr>
+              <w:jc w:val="left"/>
+              <w:pBdr>
+                <w:bottom w:val="none" w:sz="0" w:space="0" w:color="000000"/>
+                <w:top w:val="none" w:sz="0" w:space="0" w:color="000000"/>
+                <w:left w:val="none" w:sz="0" w:space="0" w:color="000000"/>
+                <w:right w:val="none" w:sz="0" w:space="0" w:color="000000"/>
+              </w:pBdr>
+              <w:spacing w:after="100" w:before="100" w:line="240"/>
+              <w:ind w:left="100" w:right="100" w:firstLine="0" w:firstLineChars="0"/>
+              <w:rPr>
+                <w:rFonts w:ascii="Times New Roman" w:hAnsi="Helvetica" w:eastAsia="Helvetica" w:cs="Helvetica"/>
+                <w:i w:val="false"/>
+                <w:b w:val="false"/>
+                <w:u w:val="none"/>
+                <w:sz w:val="22"/>
+                <w:szCs w:val="22"/>
+                <w:color w:val="000000"/>
+              </w:rPr>
             </w:pPr>
             <w:r>
               <w:rPr>
@@ -523,31 +620,39 @@
           <w:tcPr>
             <w:tcBorders>
               <w:bottom w:val="none" w:sz="0" w:space="0" w:color="000000"/>
-              <w:top w:val="none" w:sz="0" w:space="0" w:color="000000"/>
-              <w:left w:val="none" w:sz="0" w:space="0" w:color="000000"/>
-              <w:right w:val="none" w:sz="0" w:space="0" w:color="000000"/>
-            </w:tcBorders>
-            <w:shd w:val="clear" w:color="auto" w:fill="FFFFFF"/>
-            <w:tcMar>
-              <w:top w:w="0" w:type="dxa"/>
-              <w:bottom w:w="0" w:type="dxa"/>
-              <w:left w:w="0" w:type="dxa"/>
-              <w:right w:w="0" w:type="dxa"/>
-            </w:tcMar>
-            <w:vAlign w:val="center"/>
-          </w:tcPr>
-          <w:p>
-            <w:pPr>
-              <w:jc w:val="left"/>
-              <w:keepNext/>
-              <w:pBdr>
-                <w:bottom w:val="none" w:sz="0" w:space="0" w:color="000000"/>
-                <w:top w:val="none" w:sz="0" w:space="0" w:color="000000"/>
-                <w:left w:val="none" w:sz="0" w:space="0" w:color="000000"/>
-                <w:right w:val="none" w:sz="0" w:space="0" w:color="000000"/>
-              </w:pBdr>
-              <w:spacing w:after="100" w:before="100" w:line="240"/>
-              <w:ind w:firstLine="0" w:left="100" w:right="100"/>
+              <w:top w:val="single" w:sz="12" w:space="0" w:color="666666"/>
+              <w:left w:val="none" w:sz="0" w:space="0" w:color="000000"/>
+              <w:right w:val="none" w:sz="0" w:space="0" w:color="000000"/>
+            </w:tcBorders>
+            <w:shd w:val="clear" w:color="auto" w:fill="FFFFFF"/>
+            <w:tcMar>
+              <w:top w:w="0" w:type="dxa"/>
+              <w:bottom w:w="0" w:type="dxa"/>
+              <w:left w:w="0" w:type="dxa"/>
+              <w:right w:w="0" w:type="dxa"/>
+            </w:tcMar>
+            <w:vAlign w:val="center"/>
+          </w:tcPr>
+          <w:p>
+            <w:pPr>
+              <w:jc w:val="left"/>
+              <w:pBdr>
+                <w:bottom w:val="none" w:sz="0" w:space="0" w:color="000000"/>
+                <w:top w:val="none" w:sz="0" w:space="0" w:color="000000"/>
+                <w:left w:val="none" w:sz="0" w:space="0" w:color="000000"/>
+                <w:right w:val="none" w:sz="0" w:space="0" w:color="000000"/>
+              </w:pBdr>
+              <w:spacing w:after="100" w:before="100" w:line="240"/>
+              <w:ind w:left="100" w:right="100" w:firstLine="0" w:firstLineChars="0"/>
+              <w:rPr>
+                <w:rFonts w:ascii="Times New Roman" w:hAnsi="Helvetica" w:eastAsia="Helvetica" w:cs="Helvetica"/>
+                <w:i w:val="false"/>
+                <w:b w:val="false"/>
+                <w:u w:val="none"/>
+                <w:sz w:val="22"/>
+                <w:szCs w:val="22"/>
+                <w:color w:val="000000"/>
+              </w:rPr>
             </w:pPr>
             <w:r>
               <w:rPr>
@@ -567,31 +672,39 @@
           <w:tcPr>
             <w:tcBorders>
               <w:bottom w:val="none" w:sz="0" w:space="0" w:color="000000"/>
-              <w:top w:val="none" w:sz="0" w:space="0" w:color="000000"/>
-              <w:left w:val="none" w:sz="0" w:space="0" w:color="000000"/>
-              <w:right w:val="none" w:sz="0" w:space="0" w:color="000000"/>
-            </w:tcBorders>
-            <w:shd w:val="clear" w:color="auto" w:fill="FFFFFF"/>
-            <w:tcMar>
-              <w:top w:w="0" w:type="dxa"/>
-              <w:bottom w:w="0" w:type="dxa"/>
-              <w:left w:w="0" w:type="dxa"/>
-              <w:right w:w="0" w:type="dxa"/>
-            </w:tcMar>
-            <w:vAlign w:val="center"/>
-          </w:tcPr>
-          <w:p>
-            <w:pPr>
-              <w:jc w:val="left"/>
-              <w:keepNext/>
-              <w:pBdr>
-                <w:bottom w:val="none" w:sz="0" w:space="0" w:color="000000"/>
-                <w:top w:val="none" w:sz="0" w:space="0" w:color="000000"/>
-                <w:left w:val="none" w:sz="0" w:space="0" w:color="000000"/>
-                <w:right w:val="none" w:sz="0" w:space="0" w:color="000000"/>
-              </w:pBdr>
-              <w:spacing w:after="100" w:before="100" w:line="240"/>
-              <w:ind w:firstLine="0" w:left="100" w:right="100"/>
+              <w:top w:val="single" w:sz="12" w:space="0" w:color="666666"/>
+              <w:left w:val="none" w:sz="0" w:space="0" w:color="000000"/>
+              <w:right w:val="none" w:sz="0" w:space="0" w:color="000000"/>
+            </w:tcBorders>
+            <w:shd w:val="clear" w:color="auto" w:fill="FFFFFF"/>
+            <w:tcMar>
+              <w:top w:w="0" w:type="dxa"/>
+              <w:bottom w:w="0" w:type="dxa"/>
+              <w:left w:w="0" w:type="dxa"/>
+              <w:right w:w="0" w:type="dxa"/>
+            </w:tcMar>
+            <w:vAlign w:val="center"/>
+          </w:tcPr>
+          <w:p>
+            <w:pPr>
+              <w:jc w:val="left"/>
+              <w:pBdr>
+                <w:bottom w:val="none" w:sz="0" w:space="0" w:color="000000"/>
+                <w:top w:val="none" w:sz="0" w:space="0" w:color="000000"/>
+                <w:left w:val="none" w:sz="0" w:space="0" w:color="000000"/>
+                <w:right w:val="none" w:sz="0" w:space="0" w:color="000000"/>
+              </w:pBdr>
+              <w:spacing w:after="100" w:before="100" w:line="240"/>
+              <w:ind w:left="100" w:right="100" w:firstLine="0" w:firstLineChars="0"/>
+              <w:rPr>
+                <w:rFonts w:ascii="Times New Roman" w:hAnsi="Helvetica" w:eastAsia="Helvetica" w:cs="Helvetica"/>
+                <w:i w:val="false"/>
+                <w:b w:val="false"/>
+                <w:u w:val="none"/>
+                <w:sz w:val="22"/>
+                <w:szCs w:val="22"/>
+                <w:color w:val="000000"/>
+              </w:rPr>
             </w:pPr>
             <w:r>
               <w:rPr>
@@ -611,31 +724,39 @@
           <w:tcPr>
             <w:tcBorders>
               <w:bottom w:val="none" w:sz="0" w:space="0" w:color="000000"/>
-              <w:top w:val="none" w:sz="0" w:space="0" w:color="000000"/>
-              <w:left w:val="none" w:sz="0" w:space="0" w:color="000000"/>
-              <w:right w:val="none" w:sz="0" w:space="0" w:color="000000"/>
-            </w:tcBorders>
-            <w:shd w:val="clear" w:color="auto" w:fill="FFFFFF"/>
-            <w:tcMar>
-              <w:top w:w="0" w:type="dxa"/>
-              <w:bottom w:w="0" w:type="dxa"/>
-              <w:left w:w="0" w:type="dxa"/>
-              <w:right w:w="0" w:type="dxa"/>
-            </w:tcMar>
-            <w:vAlign w:val="center"/>
-          </w:tcPr>
-          <w:p>
-            <w:pPr>
-              <w:jc w:val="left"/>
-              <w:keepNext/>
-              <w:pBdr>
-                <w:bottom w:val="none" w:sz="0" w:space="0" w:color="000000"/>
-                <w:top w:val="none" w:sz="0" w:space="0" w:color="000000"/>
-                <w:left w:val="none" w:sz="0" w:space="0" w:color="000000"/>
-                <w:right w:val="none" w:sz="0" w:space="0" w:color="000000"/>
-              </w:pBdr>
-              <w:spacing w:after="100" w:before="100" w:line="240"/>
-              <w:ind w:firstLine="0" w:left="100" w:right="100"/>
+              <w:top w:val="single" w:sz="12" w:space="0" w:color="666666"/>
+              <w:left w:val="none" w:sz="0" w:space="0" w:color="000000"/>
+              <w:right w:val="none" w:sz="0" w:space="0" w:color="000000"/>
+            </w:tcBorders>
+            <w:shd w:val="clear" w:color="auto" w:fill="FFFFFF"/>
+            <w:tcMar>
+              <w:top w:w="0" w:type="dxa"/>
+              <w:bottom w:w="0" w:type="dxa"/>
+              <w:left w:w="0" w:type="dxa"/>
+              <w:right w:w="0" w:type="dxa"/>
+            </w:tcMar>
+            <w:vAlign w:val="center"/>
+          </w:tcPr>
+          <w:p>
+            <w:pPr>
+              <w:jc w:val="left"/>
+              <w:pBdr>
+                <w:bottom w:val="none" w:sz="0" w:space="0" w:color="000000"/>
+                <w:top w:val="none" w:sz="0" w:space="0" w:color="000000"/>
+                <w:left w:val="none" w:sz="0" w:space="0" w:color="000000"/>
+                <w:right w:val="none" w:sz="0" w:space="0" w:color="000000"/>
+              </w:pBdr>
+              <w:spacing w:after="100" w:before="100" w:line="240"/>
+              <w:ind w:left="100" w:right="100" w:firstLine="0" w:firstLineChars="0"/>
+              <w:rPr>
+                <w:rFonts w:ascii="Times New Roman" w:hAnsi="Helvetica" w:eastAsia="Helvetica" w:cs="Helvetica"/>
+                <w:i w:val="false"/>
+                <w:b w:val="false"/>
+                <w:u w:val="none"/>
+                <w:sz w:val="22"/>
+                <w:szCs w:val="22"/>
+                <w:color w:val="000000"/>
+              </w:rPr>
             </w:pPr>
             <w:r>
               <w:rPr>
@@ -655,31 +776,39 @@
           <w:tcPr>
             <w:tcBorders>
               <w:bottom w:val="none" w:sz="0" w:space="0" w:color="000000"/>
-              <w:top w:val="none" w:sz="0" w:space="0" w:color="000000"/>
-              <w:left w:val="none" w:sz="0" w:space="0" w:color="000000"/>
-              <w:right w:val="none" w:sz="0" w:space="0" w:color="000000"/>
-            </w:tcBorders>
-            <w:shd w:val="clear" w:color="auto" w:fill="FFFFFF"/>
-            <w:tcMar>
-              <w:top w:w="0" w:type="dxa"/>
-              <w:bottom w:w="0" w:type="dxa"/>
-              <w:left w:w="0" w:type="dxa"/>
-              <w:right w:w="0" w:type="dxa"/>
-            </w:tcMar>
-            <w:vAlign w:val="center"/>
-          </w:tcPr>
-          <w:p>
-            <w:pPr>
-              <w:jc w:val="left"/>
-              <w:keepNext/>
-              <w:pBdr>
-                <w:bottom w:val="none" w:sz="0" w:space="0" w:color="000000"/>
-                <w:top w:val="none" w:sz="0" w:space="0" w:color="000000"/>
-                <w:left w:val="none" w:sz="0" w:space="0" w:color="000000"/>
-                <w:right w:val="none" w:sz="0" w:space="0" w:color="000000"/>
-              </w:pBdr>
-              <w:spacing w:after="100" w:before="100" w:line="240"/>
-              <w:ind w:firstLine="0" w:left="100" w:right="100"/>
+              <w:top w:val="single" w:sz="12" w:space="0" w:color="666666"/>
+              <w:left w:val="none" w:sz="0" w:space="0" w:color="000000"/>
+              <w:right w:val="none" w:sz="0" w:space="0" w:color="000000"/>
+            </w:tcBorders>
+            <w:shd w:val="clear" w:color="auto" w:fill="FFFFFF"/>
+            <w:tcMar>
+              <w:top w:w="0" w:type="dxa"/>
+              <w:bottom w:w="0" w:type="dxa"/>
+              <w:left w:w="0" w:type="dxa"/>
+              <w:right w:w="0" w:type="dxa"/>
+            </w:tcMar>
+            <w:vAlign w:val="center"/>
+          </w:tcPr>
+          <w:p>
+            <w:pPr>
+              <w:jc w:val="left"/>
+              <w:pBdr>
+                <w:bottom w:val="none" w:sz="0" w:space="0" w:color="000000"/>
+                <w:top w:val="none" w:sz="0" w:space="0" w:color="000000"/>
+                <w:left w:val="none" w:sz="0" w:space="0" w:color="000000"/>
+                <w:right w:val="none" w:sz="0" w:space="0" w:color="000000"/>
+              </w:pBdr>
+              <w:spacing w:after="100" w:before="100" w:line="240"/>
+              <w:ind w:left="100" w:right="100" w:firstLine="0" w:firstLineChars="0"/>
+              <w:rPr>
+                <w:rFonts w:ascii="Times New Roman" w:hAnsi="Helvetica" w:eastAsia="Helvetica" w:cs="Helvetica"/>
+                <w:i w:val="false"/>
+                <w:b w:val="false"/>
+                <w:u w:val="none"/>
+                <w:sz w:val="22"/>
+                <w:szCs w:val="22"/>
+                <w:color w:val="000000"/>
+              </w:rPr>
             </w:pPr>
             <w:r>
               <w:rPr>
@@ -699,31 +828,39 @@
           <w:tcPr>
             <w:tcBorders>
               <w:bottom w:val="none" w:sz="0" w:space="0" w:color="000000"/>
-              <w:top w:val="none" w:sz="0" w:space="0" w:color="000000"/>
-              <w:left w:val="none" w:sz="0" w:space="0" w:color="000000"/>
-              <w:right w:val="none" w:sz="0" w:space="0" w:color="000000"/>
-            </w:tcBorders>
-            <w:shd w:val="clear" w:color="auto" w:fill="FFFFFF"/>
-            <w:tcMar>
-              <w:top w:w="0" w:type="dxa"/>
-              <w:bottom w:w="0" w:type="dxa"/>
-              <w:left w:w="0" w:type="dxa"/>
-              <w:right w:w="0" w:type="dxa"/>
-            </w:tcMar>
-            <w:vAlign w:val="center"/>
-          </w:tcPr>
-          <w:p>
-            <w:pPr>
-              <w:jc w:val="left"/>
-              <w:keepNext/>
-              <w:pBdr>
-                <w:bottom w:val="none" w:sz="0" w:space="0" w:color="000000"/>
-                <w:top w:val="none" w:sz="0" w:space="0" w:color="000000"/>
-                <w:left w:val="none" w:sz="0" w:space="0" w:color="000000"/>
-                <w:right w:val="none" w:sz="0" w:space="0" w:color="000000"/>
-              </w:pBdr>
-              <w:spacing w:after="100" w:before="100" w:line="240"/>
-              <w:ind w:firstLine="0" w:left="100" w:right="100"/>
+              <w:top w:val="single" w:sz="12" w:space="0" w:color="666666"/>
+              <w:left w:val="none" w:sz="0" w:space="0" w:color="000000"/>
+              <w:right w:val="none" w:sz="0" w:space="0" w:color="000000"/>
+            </w:tcBorders>
+            <w:shd w:val="clear" w:color="auto" w:fill="FFFFFF"/>
+            <w:tcMar>
+              <w:top w:w="0" w:type="dxa"/>
+              <w:bottom w:w="0" w:type="dxa"/>
+              <w:left w:w="0" w:type="dxa"/>
+              <w:right w:w="0" w:type="dxa"/>
+            </w:tcMar>
+            <w:vAlign w:val="center"/>
+          </w:tcPr>
+          <w:p>
+            <w:pPr>
+              <w:jc w:val="left"/>
+              <w:pBdr>
+                <w:bottom w:val="none" w:sz="0" w:space="0" w:color="000000"/>
+                <w:top w:val="none" w:sz="0" w:space="0" w:color="000000"/>
+                <w:left w:val="none" w:sz="0" w:space="0" w:color="000000"/>
+                <w:right w:val="none" w:sz="0" w:space="0" w:color="000000"/>
+              </w:pBdr>
+              <w:spacing w:after="100" w:before="100" w:line="240"/>
+              <w:ind w:left="100" w:right="100" w:firstLine="0" w:firstLineChars="0"/>
+              <w:rPr>
+                <w:rFonts w:ascii="Times New Roman" w:hAnsi="Helvetica" w:eastAsia="Helvetica" w:cs="Helvetica"/>
+                <w:i w:val="false"/>
+                <w:b w:val="false"/>
+                <w:u w:val="none"/>
+                <w:sz w:val="22"/>
+                <w:szCs w:val="22"/>
+                <w:color w:val="000000"/>
+              </w:rPr>
             </w:pPr>
             <w:r>
               <w:rPr>
@@ -742,7 +879,6 @@
       </w:tr>
       <w:tr>
         <w:trPr>
-          <w:cantSplit/>
           <w:trHeight w:val="360" w:hRule="auto"/>
         </w:trPr>
         body 2
@@ -766,15 +902,23 @@
           <w:p>
             <w:pPr>
               <w:jc w:val="left"/>
-              <w:keepNext/>
-              <w:pBdr>
-                <w:bottom w:val="none" w:sz="0" w:space="0" w:color="000000"/>
-                <w:top w:val="none" w:sz="0" w:space="0" w:color="000000"/>
-                <w:left w:val="none" w:sz="0" w:space="0" w:color="000000"/>
-                <w:right w:val="none" w:sz="0" w:space="0" w:color="000000"/>
-              </w:pBdr>
-              <w:spacing w:after="100" w:before="100" w:line="240"/>
-              <w:ind w:firstLine="0" w:left="100" w:right="100"/>
+              <w:pBdr>
+                <w:bottom w:val="none" w:sz="0" w:space="0" w:color="000000"/>
+                <w:top w:val="none" w:sz="0" w:space="0" w:color="000000"/>
+                <w:left w:val="none" w:sz="0" w:space="0" w:color="000000"/>
+                <w:right w:val="none" w:sz="0" w:space="0" w:color="000000"/>
+              </w:pBdr>
+              <w:spacing w:after="100" w:before="100" w:line="240"/>
+              <w:ind w:left="100" w:right="100" w:firstLine="0" w:firstLineChars="0"/>
+              <w:rPr>
+                <w:rFonts w:ascii="Times New Roman" w:hAnsi="Helvetica" w:eastAsia="Helvetica" w:cs="Helvetica"/>
+                <w:i w:val="false"/>
+                <w:b w:val="false"/>
+                <w:u w:val="none"/>
+                <w:sz w:val="22"/>
+                <w:szCs w:val="22"/>
+                <w:color w:val="000000"/>
+              </w:rPr>
             </w:pPr>
             <w:r>
               <w:rPr>
@@ -810,15 +954,23 @@
           <w:p>
             <w:pPr>
               <w:jc w:val="left"/>
-              <w:keepNext/>
-              <w:pBdr>
-                <w:bottom w:val="none" w:sz="0" w:space="0" w:color="000000"/>
-                <w:top w:val="none" w:sz="0" w:space="0" w:color="000000"/>
-                <w:left w:val="none" w:sz="0" w:space="0" w:color="000000"/>
-                <w:right w:val="none" w:sz="0" w:space="0" w:color="000000"/>
-              </w:pBdr>
-              <w:spacing w:after="100" w:before="100" w:line="240"/>
-              <w:ind w:firstLine="0" w:left="100" w:right="100"/>
+              <w:pBdr>
+                <w:bottom w:val="none" w:sz="0" w:space="0" w:color="000000"/>
+                <w:top w:val="none" w:sz="0" w:space="0" w:color="000000"/>
+                <w:left w:val="none" w:sz="0" w:space="0" w:color="000000"/>
+                <w:right w:val="none" w:sz="0" w:space="0" w:color="000000"/>
+              </w:pBdr>
+              <w:spacing w:after="100" w:before="100" w:line="240"/>
+              <w:ind w:left="100" w:right="100" w:firstLine="0" w:firstLineChars="0"/>
+              <w:rPr>
+                <w:rFonts w:ascii="Times New Roman" w:hAnsi="Helvetica" w:eastAsia="Helvetica" w:cs="Helvetica"/>
+                <w:i w:val="false"/>
+                <w:b w:val="false"/>
+                <w:u w:val="none"/>
+                <w:sz w:val="22"/>
+                <w:szCs w:val="22"/>
+                <w:color w:val="000000"/>
+              </w:rPr>
             </w:pPr>
             <w:r>
               <w:rPr>
@@ -854,15 +1006,23 @@
           <w:p>
             <w:pPr>
               <w:jc w:val="left"/>
-              <w:keepNext/>
-              <w:pBdr>
-                <w:bottom w:val="none" w:sz="0" w:space="0" w:color="000000"/>
-                <w:top w:val="none" w:sz="0" w:space="0" w:color="000000"/>
-                <w:left w:val="none" w:sz="0" w:space="0" w:color="000000"/>
-                <w:right w:val="none" w:sz="0" w:space="0" w:color="000000"/>
-              </w:pBdr>
-              <w:spacing w:after="100" w:before="100" w:line="240"/>
-              <w:ind w:firstLine="0" w:left="100" w:right="100"/>
+              <w:pBdr>
+                <w:bottom w:val="none" w:sz="0" w:space="0" w:color="000000"/>
+                <w:top w:val="none" w:sz="0" w:space="0" w:color="000000"/>
+                <w:left w:val="none" w:sz="0" w:space="0" w:color="000000"/>
+                <w:right w:val="none" w:sz="0" w:space="0" w:color="000000"/>
+              </w:pBdr>
+              <w:spacing w:after="100" w:before="100" w:line="240"/>
+              <w:ind w:left="100" w:right="100" w:firstLine="0" w:firstLineChars="0"/>
+              <w:rPr>
+                <w:rFonts w:ascii="Times New Roman" w:hAnsi="Helvetica" w:eastAsia="Helvetica" w:cs="Helvetica"/>
+                <w:i w:val="false"/>
+                <w:b w:val="false"/>
+                <w:u w:val="none"/>
+                <w:sz w:val="22"/>
+                <w:szCs w:val="22"/>
+                <w:color w:val="000000"/>
+              </w:rPr>
             </w:pPr>
             <w:r>
               <w:rPr>
@@ -898,15 +1058,23 @@
           <w:p>
             <w:pPr>
               <w:jc w:val="left"/>
-              <w:keepNext/>
-              <w:pBdr>
-                <w:bottom w:val="none" w:sz="0" w:space="0" w:color="000000"/>
-                <w:top w:val="none" w:sz="0" w:space="0" w:color="000000"/>
-                <w:left w:val="none" w:sz="0" w:space="0" w:color="000000"/>
-                <w:right w:val="none" w:sz="0" w:space="0" w:color="000000"/>
-              </w:pBdr>
-              <w:spacing w:after="100" w:before="100" w:line="240"/>
-              <w:ind w:firstLine="0" w:left="100" w:right="100"/>
+              <w:pBdr>
+                <w:bottom w:val="none" w:sz="0" w:space="0" w:color="000000"/>
+                <w:top w:val="none" w:sz="0" w:space="0" w:color="000000"/>
+                <w:left w:val="none" w:sz="0" w:space="0" w:color="000000"/>
+                <w:right w:val="none" w:sz="0" w:space="0" w:color="000000"/>
+              </w:pBdr>
+              <w:spacing w:after="100" w:before="100" w:line="240"/>
+              <w:ind w:left="100" w:right="100" w:firstLine="0" w:firstLineChars="0"/>
+              <w:rPr>
+                <w:rFonts w:ascii="Times New Roman" w:hAnsi="Helvetica" w:eastAsia="Helvetica" w:cs="Helvetica"/>
+                <w:i w:val="false"/>
+                <w:b w:val="false"/>
+                <w:u w:val="none"/>
+                <w:sz w:val="22"/>
+                <w:szCs w:val="22"/>
+                <w:color w:val="000000"/>
+              </w:rPr>
             </w:pPr>
             <w:r>
               <w:rPr>
@@ -942,15 +1110,23 @@
           <w:p>
             <w:pPr>
               <w:jc w:val="left"/>
-              <w:keepNext/>
-              <w:pBdr>
-                <w:bottom w:val="none" w:sz="0" w:space="0" w:color="000000"/>
-                <w:top w:val="none" w:sz="0" w:space="0" w:color="000000"/>
-                <w:left w:val="none" w:sz="0" w:space="0" w:color="000000"/>
-                <w:right w:val="none" w:sz="0" w:space="0" w:color="000000"/>
-              </w:pBdr>
-              <w:spacing w:after="100" w:before="100" w:line="240"/>
-              <w:ind w:firstLine="0" w:left="100" w:right="100"/>
+              <w:pBdr>
+                <w:bottom w:val="none" w:sz="0" w:space="0" w:color="000000"/>
+                <w:top w:val="none" w:sz="0" w:space="0" w:color="000000"/>
+                <w:left w:val="none" w:sz="0" w:space="0" w:color="000000"/>
+                <w:right w:val="none" w:sz="0" w:space="0" w:color="000000"/>
+              </w:pBdr>
+              <w:spacing w:after="100" w:before="100" w:line="240"/>
+              <w:ind w:left="100" w:right="100" w:firstLine="0" w:firstLineChars="0"/>
+              <w:rPr>
+                <w:rFonts w:ascii="Times New Roman" w:hAnsi="Helvetica" w:eastAsia="Helvetica" w:cs="Helvetica"/>
+                <w:i w:val="false"/>
+                <w:b w:val="false"/>
+                <w:u w:val="none"/>
+                <w:sz w:val="22"/>
+                <w:szCs w:val="22"/>
+                <w:color w:val="000000"/>
+              </w:rPr>
             </w:pPr>
             <w:r>
               <w:rPr>
@@ -986,15 +1162,23 @@
           <w:p>
             <w:pPr>
               <w:jc w:val="left"/>
-              <w:keepNext/>
-              <w:pBdr>
-                <w:bottom w:val="none" w:sz="0" w:space="0" w:color="000000"/>
-                <w:top w:val="none" w:sz="0" w:space="0" w:color="000000"/>
-                <w:left w:val="none" w:sz="0" w:space="0" w:color="000000"/>
-                <w:right w:val="none" w:sz="0" w:space="0" w:color="000000"/>
-              </w:pBdr>
-              <w:spacing w:after="100" w:before="100" w:line="240"/>
-              <w:ind w:firstLine="0" w:left="100" w:right="100"/>
+              <w:pBdr>
+                <w:bottom w:val="none" w:sz="0" w:space="0" w:color="000000"/>
+                <w:top w:val="none" w:sz="0" w:space="0" w:color="000000"/>
+                <w:left w:val="none" w:sz="0" w:space="0" w:color="000000"/>
+                <w:right w:val="none" w:sz="0" w:space="0" w:color="000000"/>
+              </w:pBdr>
+              <w:spacing w:after="100" w:before="100" w:line="240"/>
+              <w:ind w:left="100" w:right="100" w:firstLine="0" w:firstLineChars="0"/>
+              <w:rPr>
+                <w:rFonts w:ascii="Times New Roman" w:hAnsi="Helvetica" w:eastAsia="Helvetica" w:cs="Helvetica"/>
+                <w:i w:val="false"/>
+                <w:b w:val="false"/>
+                <w:u w:val="none"/>
+                <w:sz w:val="22"/>
+                <w:szCs w:val="22"/>
+                <w:color w:val="000000"/>
+              </w:rPr>
             </w:pPr>
             <w:r>
               <w:rPr>
@@ -1030,15 +1214,23 @@
           <w:p>
             <w:pPr>
               <w:jc w:val="left"/>
-              <w:keepNext/>
-              <w:pBdr>
-                <w:bottom w:val="none" w:sz="0" w:space="0" w:color="000000"/>
-                <w:top w:val="none" w:sz="0" w:space="0" w:color="000000"/>
-                <w:left w:val="none" w:sz="0" w:space="0" w:color="000000"/>
-                <w:right w:val="none" w:sz="0" w:space="0" w:color="000000"/>
-              </w:pBdr>
-              <w:spacing w:after="100" w:before="100" w:line="240"/>
-              <w:ind w:firstLine="0" w:left="100" w:right="100"/>
+              <w:pBdr>
+                <w:bottom w:val="none" w:sz="0" w:space="0" w:color="000000"/>
+                <w:top w:val="none" w:sz="0" w:space="0" w:color="000000"/>
+                <w:left w:val="none" w:sz="0" w:space="0" w:color="000000"/>
+                <w:right w:val="none" w:sz="0" w:space="0" w:color="000000"/>
+              </w:pBdr>
+              <w:spacing w:after="100" w:before="100" w:line="240"/>
+              <w:ind w:left="100" w:right="100" w:firstLine="0" w:firstLineChars="0"/>
+              <w:rPr>
+                <w:rFonts w:ascii="Times New Roman" w:hAnsi="Helvetica" w:eastAsia="Helvetica" w:cs="Helvetica"/>
+                <w:i w:val="false"/>
+                <w:b w:val="false"/>
+                <w:u w:val="none"/>
+                <w:sz w:val="22"/>
+                <w:szCs w:val="22"/>
+                <w:color w:val="000000"/>
+              </w:rPr>
             </w:pPr>
             <w:r>
               <w:rPr>
@@ -1074,15 +1266,23 @@
           <w:p>
             <w:pPr>
               <w:jc w:val="left"/>
-              <w:keepNext/>
-              <w:pBdr>
-                <w:bottom w:val="none" w:sz="0" w:space="0" w:color="000000"/>
-                <w:top w:val="none" w:sz="0" w:space="0" w:color="000000"/>
-                <w:left w:val="none" w:sz="0" w:space="0" w:color="000000"/>
-                <w:right w:val="none" w:sz="0" w:space="0" w:color="000000"/>
-              </w:pBdr>
-              <w:spacing w:after="100" w:before="100" w:line="240"/>
-              <w:ind w:firstLine="0" w:left="100" w:right="100"/>
+              <w:pBdr>
+                <w:bottom w:val="none" w:sz="0" w:space="0" w:color="000000"/>
+                <w:top w:val="none" w:sz="0" w:space="0" w:color="000000"/>
+                <w:left w:val="none" w:sz="0" w:space="0" w:color="000000"/>
+                <w:right w:val="none" w:sz="0" w:space="0" w:color="000000"/>
+              </w:pBdr>
+              <w:spacing w:after="100" w:before="100" w:line="240"/>
+              <w:ind w:left="100" w:right="100" w:firstLine="0" w:firstLineChars="0"/>
+              <w:rPr>
+                <w:rFonts w:ascii="Times New Roman" w:hAnsi="Helvetica" w:eastAsia="Helvetica" w:cs="Helvetica"/>
+                <w:i w:val="false"/>
+                <w:b w:val="false"/>
+                <w:u w:val="none"/>
+                <w:sz w:val="22"/>
+                <w:szCs w:val="22"/>
+                <w:color w:val="000000"/>
+              </w:rPr>
             </w:pPr>
             <w:r>
               <w:rPr>
@@ -1101,7 +1301,6 @@
       </w:tr>
       <w:tr>
         <w:trPr>
-          <w:cantSplit/>
           <w:trHeight w:val="360" w:hRule="auto"/>
         </w:trPr>
         body 3
@@ -1125,15 +1324,23 @@
           <w:p>
             <w:pPr>
               <w:jc w:val="left"/>
-              <w:keepNext/>
-              <w:pBdr>
-                <w:bottom w:val="none" w:sz="0" w:space="0" w:color="000000"/>
-                <w:top w:val="none" w:sz="0" w:space="0" w:color="000000"/>
-                <w:left w:val="none" w:sz="0" w:space="0" w:color="000000"/>
-                <w:right w:val="none" w:sz="0" w:space="0" w:color="000000"/>
-              </w:pBdr>
-              <w:spacing w:after="100" w:before="100" w:line="240"/>
-              <w:ind w:firstLine="0" w:left="100" w:right="100"/>
+              <w:pBdr>
+                <w:bottom w:val="none" w:sz="0" w:space="0" w:color="000000"/>
+                <w:top w:val="none" w:sz="0" w:space="0" w:color="000000"/>
+                <w:left w:val="none" w:sz="0" w:space="0" w:color="000000"/>
+                <w:right w:val="none" w:sz="0" w:space="0" w:color="000000"/>
+              </w:pBdr>
+              <w:spacing w:after="100" w:before="100" w:line="240"/>
+              <w:ind w:left="100" w:right="100" w:firstLine="0" w:firstLineChars="0"/>
+              <w:rPr>
+                <w:rFonts w:ascii="Times New Roman" w:hAnsi="Helvetica" w:eastAsia="Helvetica" w:cs="Helvetica"/>
+                <w:i w:val="false"/>
+                <w:b w:val="false"/>
+                <w:u w:val="none"/>
+                <w:sz w:val="22"/>
+                <w:szCs w:val="22"/>
+                <w:color w:val="000000"/>
+              </w:rPr>
             </w:pPr>
             <w:r>
               <w:rPr>
@@ -1169,15 +1376,23 @@
           <w:p>
             <w:pPr>
               <w:jc w:val="left"/>
-              <w:keepNext/>
-              <w:pBdr>
-                <w:bottom w:val="none" w:sz="0" w:space="0" w:color="000000"/>
-                <w:top w:val="none" w:sz="0" w:space="0" w:color="000000"/>
-                <w:left w:val="none" w:sz="0" w:space="0" w:color="000000"/>
-                <w:right w:val="none" w:sz="0" w:space="0" w:color="000000"/>
-              </w:pBdr>
-              <w:spacing w:after="100" w:before="100" w:line="240"/>
-              <w:ind w:firstLine="0" w:left="100" w:right="100"/>
+              <w:pBdr>
+                <w:bottom w:val="none" w:sz="0" w:space="0" w:color="000000"/>
+                <w:top w:val="none" w:sz="0" w:space="0" w:color="000000"/>
+                <w:left w:val="none" w:sz="0" w:space="0" w:color="000000"/>
+                <w:right w:val="none" w:sz="0" w:space="0" w:color="000000"/>
+              </w:pBdr>
+              <w:spacing w:after="100" w:before="100" w:line="240"/>
+              <w:ind w:left="100" w:right="100" w:firstLine="0" w:firstLineChars="0"/>
+              <w:rPr>
+                <w:rFonts w:ascii="Times New Roman" w:hAnsi="Helvetica" w:eastAsia="Helvetica" w:cs="Helvetica"/>
+                <w:i w:val="false"/>
+                <w:b w:val="false"/>
+                <w:u w:val="none"/>
+                <w:sz w:val="22"/>
+                <w:szCs w:val="22"/>
+                <w:color w:val="000000"/>
+              </w:rPr>
             </w:pPr>
             <w:r>
               <w:rPr>
@@ -1213,15 +1428,23 @@
           <w:p>
             <w:pPr>
               <w:jc w:val="left"/>
-              <w:keepNext/>
-              <w:pBdr>
-                <w:bottom w:val="none" w:sz="0" w:space="0" w:color="000000"/>
-                <w:top w:val="none" w:sz="0" w:space="0" w:color="000000"/>
-                <w:left w:val="none" w:sz="0" w:space="0" w:color="000000"/>
-                <w:right w:val="none" w:sz="0" w:space="0" w:color="000000"/>
-              </w:pBdr>
-              <w:spacing w:after="100" w:before="100" w:line="240"/>
-              <w:ind w:firstLine="0" w:left="100" w:right="100"/>
+              <w:pBdr>
+                <w:bottom w:val="none" w:sz="0" w:space="0" w:color="000000"/>
+                <w:top w:val="none" w:sz="0" w:space="0" w:color="000000"/>
+                <w:left w:val="none" w:sz="0" w:space="0" w:color="000000"/>
+                <w:right w:val="none" w:sz="0" w:space="0" w:color="000000"/>
+              </w:pBdr>
+              <w:spacing w:after="100" w:before="100" w:line="240"/>
+              <w:ind w:left="100" w:right="100" w:firstLine="0" w:firstLineChars="0"/>
+              <w:rPr>
+                <w:rFonts w:ascii="Times New Roman" w:hAnsi="Helvetica" w:eastAsia="Helvetica" w:cs="Helvetica"/>
+                <w:i w:val="false"/>
+                <w:b w:val="false"/>
+                <w:u w:val="none"/>
+                <w:sz w:val="22"/>
+                <w:szCs w:val="22"/>
+                <w:color w:val="000000"/>
+              </w:rPr>
             </w:pPr>
             <w:r>
               <w:rPr>
@@ -1257,15 +1480,23 @@
           <w:p>
             <w:pPr>
               <w:jc w:val="left"/>
-              <w:keepNext/>
-              <w:pBdr>
-                <w:bottom w:val="none" w:sz="0" w:space="0" w:color="000000"/>
-                <w:top w:val="none" w:sz="0" w:space="0" w:color="000000"/>
-                <w:left w:val="none" w:sz="0" w:space="0" w:color="000000"/>
-                <w:right w:val="none" w:sz="0" w:space="0" w:color="000000"/>
-              </w:pBdr>
-              <w:spacing w:after="100" w:before="100" w:line="240"/>
-              <w:ind w:firstLine="0" w:left="100" w:right="100"/>
+              <w:pBdr>
+                <w:bottom w:val="none" w:sz="0" w:space="0" w:color="000000"/>
+                <w:top w:val="none" w:sz="0" w:space="0" w:color="000000"/>
+                <w:left w:val="none" w:sz="0" w:space="0" w:color="000000"/>
+                <w:right w:val="none" w:sz="0" w:space="0" w:color="000000"/>
+              </w:pBdr>
+              <w:spacing w:after="100" w:before="100" w:line="240"/>
+              <w:ind w:left="100" w:right="100" w:firstLine="0" w:firstLineChars="0"/>
+              <w:rPr>
+                <w:rFonts w:ascii="Times New Roman" w:hAnsi="Helvetica" w:eastAsia="Helvetica" w:cs="Helvetica"/>
+                <w:i w:val="false"/>
+                <w:b w:val="false"/>
+                <w:u w:val="none"/>
+                <w:sz w:val="22"/>
+                <w:szCs w:val="22"/>
+                <w:color w:val="000000"/>
+              </w:rPr>
             </w:pPr>
             <w:r>
               <w:rPr>
@@ -1301,15 +1532,23 @@
           <w:p>
             <w:pPr>
               <w:jc w:val="left"/>
-              <w:keepNext/>
-              <w:pBdr>
-                <w:bottom w:val="none" w:sz="0" w:space="0" w:color="000000"/>
-                <w:top w:val="none" w:sz="0" w:space="0" w:color="000000"/>
-                <w:left w:val="none" w:sz="0" w:space="0" w:color="000000"/>
-                <w:right w:val="none" w:sz="0" w:space="0" w:color="000000"/>
-              </w:pBdr>
-              <w:spacing w:after="100" w:before="100" w:line="240"/>
-              <w:ind w:firstLine="0" w:left="100" w:right="100"/>
+              <w:pBdr>
+                <w:bottom w:val="none" w:sz="0" w:space="0" w:color="000000"/>
+                <w:top w:val="none" w:sz="0" w:space="0" w:color="000000"/>
+                <w:left w:val="none" w:sz="0" w:space="0" w:color="000000"/>
+                <w:right w:val="none" w:sz="0" w:space="0" w:color="000000"/>
+              </w:pBdr>
+              <w:spacing w:after="100" w:before="100" w:line="240"/>
+              <w:ind w:left="100" w:right="100" w:firstLine="0" w:firstLineChars="0"/>
+              <w:rPr>
+                <w:rFonts w:ascii="Times New Roman" w:hAnsi="Helvetica" w:eastAsia="Helvetica" w:cs="Helvetica"/>
+                <w:i w:val="false"/>
+                <w:b w:val="false"/>
+                <w:u w:val="none"/>
+                <w:sz w:val="22"/>
+                <w:szCs w:val="22"/>
+                <w:color w:val="000000"/>
+              </w:rPr>
             </w:pPr>
             <w:r>
               <w:rPr>
@@ -1345,15 +1584,23 @@
           <w:p>
             <w:pPr>
               <w:jc w:val="left"/>
-              <w:keepNext/>
-              <w:pBdr>
-                <w:bottom w:val="none" w:sz="0" w:space="0" w:color="000000"/>
-                <w:top w:val="none" w:sz="0" w:space="0" w:color="000000"/>
-                <w:left w:val="none" w:sz="0" w:space="0" w:color="000000"/>
-                <w:right w:val="none" w:sz="0" w:space="0" w:color="000000"/>
-              </w:pBdr>
-              <w:spacing w:after="100" w:before="100" w:line="240"/>
-              <w:ind w:firstLine="0" w:left="100" w:right="100"/>
+              <w:pBdr>
+                <w:bottom w:val="none" w:sz="0" w:space="0" w:color="000000"/>
+                <w:top w:val="none" w:sz="0" w:space="0" w:color="000000"/>
+                <w:left w:val="none" w:sz="0" w:space="0" w:color="000000"/>
+                <w:right w:val="none" w:sz="0" w:space="0" w:color="000000"/>
+              </w:pBdr>
+              <w:spacing w:after="100" w:before="100" w:line="240"/>
+              <w:ind w:left="100" w:right="100" w:firstLine="0" w:firstLineChars="0"/>
+              <w:rPr>
+                <w:rFonts w:ascii="Times New Roman" w:hAnsi="Helvetica" w:eastAsia="Helvetica" w:cs="Helvetica"/>
+                <w:i w:val="false"/>
+                <w:b w:val="false"/>
+                <w:u w:val="none"/>
+                <w:sz w:val="22"/>
+                <w:szCs w:val="22"/>
+                <w:color w:val="000000"/>
+              </w:rPr>
             </w:pPr>
             <w:r>
               <w:rPr>
@@ -1389,15 +1636,23 @@
           <w:p>
             <w:pPr>
               <w:jc w:val="left"/>
-              <w:keepNext/>
-              <w:pBdr>
-                <w:bottom w:val="none" w:sz="0" w:space="0" w:color="000000"/>
-                <w:top w:val="none" w:sz="0" w:space="0" w:color="000000"/>
-                <w:left w:val="none" w:sz="0" w:space="0" w:color="000000"/>
-                <w:right w:val="none" w:sz="0" w:space="0" w:color="000000"/>
-              </w:pBdr>
-              <w:spacing w:after="100" w:before="100" w:line="240"/>
-              <w:ind w:firstLine="0" w:left="100" w:right="100"/>
+              <w:pBdr>
+                <w:bottom w:val="none" w:sz="0" w:space="0" w:color="000000"/>
+                <w:top w:val="none" w:sz="0" w:space="0" w:color="000000"/>
+                <w:left w:val="none" w:sz="0" w:space="0" w:color="000000"/>
+                <w:right w:val="none" w:sz="0" w:space="0" w:color="000000"/>
+              </w:pBdr>
+              <w:spacing w:after="100" w:before="100" w:line="240"/>
+              <w:ind w:left="100" w:right="100" w:firstLine="0" w:firstLineChars="0"/>
+              <w:rPr>
+                <w:rFonts w:ascii="Times New Roman" w:hAnsi="Helvetica" w:eastAsia="Helvetica" w:cs="Helvetica"/>
+                <w:i w:val="false"/>
+                <w:b w:val="false"/>
+                <w:u w:val="none"/>
+                <w:sz w:val="22"/>
+                <w:szCs w:val="22"/>
+                <w:color w:val="000000"/>
+              </w:rPr>
             </w:pPr>
             <w:r>
               <w:rPr>
@@ -1433,15 +1688,23 @@
           <w:p>
             <w:pPr>
               <w:jc w:val="left"/>
-              <w:keepNext/>
-              <w:pBdr>
-                <w:bottom w:val="none" w:sz="0" w:space="0" w:color="000000"/>
-                <w:top w:val="none" w:sz="0" w:space="0" w:color="000000"/>
-                <w:left w:val="none" w:sz="0" w:space="0" w:color="000000"/>
-                <w:right w:val="none" w:sz="0" w:space="0" w:color="000000"/>
-              </w:pBdr>
-              <w:spacing w:after="100" w:before="100" w:line="240"/>
-              <w:ind w:firstLine="0" w:left="100" w:right="100"/>
+              <w:pBdr>
+                <w:bottom w:val="none" w:sz="0" w:space="0" w:color="000000"/>
+                <w:top w:val="none" w:sz="0" w:space="0" w:color="000000"/>
+                <w:left w:val="none" w:sz="0" w:space="0" w:color="000000"/>
+                <w:right w:val="none" w:sz="0" w:space="0" w:color="000000"/>
+              </w:pBdr>
+              <w:spacing w:after="100" w:before="100" w:line="240"/>
+              <w:ind w:left="100" w:right="100" w:firstLine="0" w:firstLineChars="0"/>
+              <w:rPr>
+                <w:rFonts w:ascii="Times New Roman" w:hAnsi="Helvetica" w:eastAsia="Helvetica" w:cs="Helvetica"/>
+                <w:i w:val="false"/>
+                <w:b w:val="false"/>
+                <w:u w:val="none"/>
+                <w:sz w:val="22"/>
+                <w:szCs w:val="22"/>
+                <w:color w:val="000000"/>
+              </w:rPr>
             </w:pPr>
             <w:r>
               <w:rPr>
@@ -1460,7 +1723,6 @@
       </w:tr>
       <w:tr>
         <w:trPr>
-          <w:cantSplit/>
           <w:trHeight w:val="360" w:hRule="auto"/>
         </w:trPr>
         body 4
@@ -1484,15 +1746,23 @@
           <w:p>
             <w:pPr>
               <w:jc w:val="left"/>
-              <w:keepNext/>
-              <w:pBdr>
-                <w:bottom w:val="none" w:sz="0" w:space="0" w:color="000000"/>
-                <w:top w:val="none" w:sz="0" w:space="0" w:color="000000"/>
-                <w:left w:val="none" w:sz="0" w:space="0" w:color="000000"/>
-                <w:right w:val="none" w:sz="0" w:space="0" w:color="000000"/>
-              </w:pBdr>
-              <w:spacing w:after="100" w:before="100" w:line="240"/>
-              <w:ind w:firstLine="0" w:left="100" w:right="100"/>
+              <w:pBdr>
+                <w:bottom w:val="none" w:sz="0" w:space="0" w:color="000000"/>
+                <w:top w:val="none" w:sz="0" w:space="0" w:color="000000"/>
+                <w:left w:val="none" w:sz="0" w:space="0" w:color="000000"/>
+                <w:right w:val="none" w:sz="0" w:space="0" w:color="000000"/>
+              </w:pBdr>
+              <w:spacing w:after="100" w:before="100" w:line="240"/>
+              <w:ind w:left="100" w:right="100" w:firstLine="0" w:firstLineChars="0"/>
+              <w:rPr>
+                <w:rFonts w:ascii="Times New Roman" w:hAnsi="Helvetica" w:eastAsia="Helvetica" w:cs="Helvetica"/>
+                <w:i w:val="false"/>
+                <w:b w:val="false"/>
+                <w:u w:val="none"/>
+                <w:sz w:val="22"/>
+                <w:szCs w:val="22"/>
+                <w:color w:val="000000"/>
+              </w:rPr>
             </w:pPr>
             <w:r>
               <w:rPr>
@@ -1528,15 +1798,23 @@
           <w:p>
             <w:pPr>
               <w:jc w:val="left"/>
-              <w:keepNext/>
-              <w:pBdr>
-                <w:bottom w:val="none" w:sz="0" w:space="0" w:color="000000"/>
-                <w:top w:val="none" w:sz="0" w:space="0" w:color="000000"/>
-                <w:left w:val="none" w:sz="0" w:space="0" w:color="000000"/>
-                <w:right w:val="none" w:sz="0" w:space="0" w:color="000000"/>
-              </w:pBdr>
-              <w:spacing w:after="100" w:before="100" w:line="240"/>
-              <w:ind w:firstLine="0" w:left="100" w:right="100"/>
+              <w:pBdr>
+                <w:bottom w:val="none" w:sz="0" w:space="0" w:color="000000"/>
+                <w:top w:val="none" w:sz="0" w:space="0" w:color="000000"/>
+                <w:left w:val="none" w:sz="0" w:space="0" w:color="000000"/>
+                <w:right w:val="none" w:sz="0" w:space="0" w:color="000000"/>
+              </w:pBdr>
+              <w:spacing w:after="100" w:before="100" w:line="240"/>
+              <w:ind w:left="100" w:right="100" w:firstLine="0" w:firstLineChars="0"/>
+              <w:rPr>
+                <w:rFonts w:ascii="Times New Roman" w:hAnsi="Helvetica" w:eastAsia="Helvetica" w:cs="Helvetica"/>
+                <w:i w:val="false"/>
+                <w:b w:val="false"/>
+                <w:u w:val="none"/>
+                <w:sz w:val="22"/>
+                <w:szCs w:val="22"/>
+                <w:color w:val="000000"/>
+              </w:rPr>
             </w:pPr>
             <w:r>
               <w:rPr>
@@ -1572,15 +1850,23 @@
           <w:p>
             <w:pPr>
               <w:jc w:val="left"/>
-              <w:keepNext/>
-              <w:pBdr>
-                <w:bottom w:val="none" w:sz="0" w:space="0" w:color="000000"/>
-                <w:top w:val="none" w:sz="0" w:space="0" w:color="000000"/>
-                <w:left w:val="none" w:sz="0" w:space="0" w:color="000000"/>
-                <w:right w:val="none" w:sz="0" w:space="0" w:color="000000"/>
-              </w:pBdr>
-              <w:spacing w:after="100" w:before="100" w:line="240"/>
-              <w:ind w:firstLine="0" w:left="100" w:right="100"/>
+              <w:pBdr>
+                <w:bottom w:val="none" w:sz="0" w:space="0" w:color="000000"/>
+                <w:top w:val="none" w:sz="0" w:space="0" w:color="000000"/>
+                <w:left w:val="none" w:sz="0" w:space="0" w:color="000000"/>
+                <w:right w:val="none" w:sz="0" w:space="0" w:color="000000"/>
+              </w:pBdr>
+              <w:spacing w:after="100" w:before="100" w:line="240"/>
+              <w:ind w:left="100" w:right="100" w:firstLine="0" w:firstLineChars="0"/>
+              <w:rPr>
+                <w:rFonts w:ascii="Times New Roman" w:hAnsi="Helvetica" w:eastAsia="Helvetica" w:cs="Helvetica"/>
+                <w:i w:val="false"/>
+                <w:b w:val="false"/>
+                <w:u w:val="none"/>
+                <w:sz w:val="22"/>
+                <w:szCs w:val="22"/>
+                <w:color w:val="000000"/>
+              </w:rPr>
             </w:pPr>
             <w:r>
               <w:rPr>
@@ -1616,15 +1902,23 @@
           <w:p>
             <w:pPr>
               <w:jc w:val="left"/>
-              <w:keepNext/>
-              <w:pBdr>
-                <w:bottom w:val="none" w:sz="0" w:space="0" w:color="000000"/>
-                <w:top w:val="none" w:sz="0" w:space="0" w:color="000000"/>
-                <w:left w:val="none" w:sz="0" w:space="0" w:color="000000"/>
-                <w:right w:val="none" w:sz="0" w:space="0" w:color="000000"/>
-              </w:pBdr>
-              <w:spacing w:after="100" w:before="100" w:line="240"/>
-              <w:ind w:firstLine="0" w:left="100" w:right="100"/>
+              <w:pBdr>
+                <w:bottom w:val="none" w:sz="0" w:space="0" w:color="000000"/>
+                <w:top w:val="none" w:sz="0" w:space="0" w:color="000000"/>
+                <w:left w:val="none" w:sz="0" w:space="0" w:color="000000"/>
+                <w:right w:val="none" w:sz="0" w:space="0" w:color="000000"/>
+              </w:pBdr>
+              <w:spacing w:after="100" w:before="100" w:line="240"/>
+              <w:ind w:left="100" w:right="100" w:firstLine="0" w:firstLineChars="0"/>
+              <w:rPr>
+                <w:rFonts w:ascii="Times New Roman" w:hAnsi="Helvetica" w:eastAsia="Helvetica" w:cs="Helvetica"/>
+                <w:i w:val="false"/>
+                <w:b w:val="false"/>
+                <w:u w:val="none"/>
+                <w:sz w:val="22"/>
+                <w:szCs w:val="22"/>
+                <w:color w:val="000000"/>
+              </w:rPr>
             </w:pPr>
             <w:r>
               <w:rPr>
@@ -1660,15 +1954,23 @@
           <w:p>
             <w:pPr>
               <w:jc w:val="left"/>
-              <w:keepNext/>
-              <w:pBdr>
-                <w:bottom w:val="none" w:sz="0" w:space="0" w:color="000000"/>
-                <w:top w:val="none" w:sz="0" w:space="0" w:color="000000"/>
-                <w:left w:val="none" w:sz="0" w:space="0" w:color="000000"/>
-                <w:right w:val="none" w:sz="0" w:space="0" w:color="000000"/>
-              </w:pBdr>
-              <w:spacing w:after="100" w:before="100" w:line="240"/>
-              <w:ind w:firstLine="0" w:left="100" w:right="100"/>
+              <w:pBdr>
+                <w:bottom w:val="none" w:sz="0" w:space="0" w:color="000000"/>
+                <w:top w:val="none" w:sz="0" w:space="0" w:color="000000"/>
+                <w:left w:val="none" w:sz="0" w:space="0" w:color="000000"/>
+                <w:right w:val="none" w:sz="0" w:space="0" w:color="000000"/>
+              </w:pBdr>
+              <w:spacing w:after="100" w:before="100" w:line="240"/>
+              <w:ind w:left="100" w:right="100" w:firstLine="0" w:firstLineChars="0"/>
+              <w:rPr>
+                <w:rFonts w:ascii="Times New Roman" w:hAnsi="Helvetica" w:eastAsia="Helvetica" w:cs="Helvetica"/>
+                <w:i w:val="false"/>
+                <w:b w:val="false"/>
+                <w:u w:val="none"/>
+                <w:sz w:val="22"/>
+                <w:szCs w:val="22"/>
+                <w:color w:val="000000"/>
+              </w:rPr>
             </w:pPr>
             <w:r>
               <w:rPr>
@@ -1704,15 +2006,23 @@
           <w:p>
             <w:pPr>
               <w:jc w:val="left"/>
-              <w:keepNext/>
-              <w:pBdr>
-                <w:bottom w:val="none" w:sz="0" w:space="0" w:color="000000"/>
-                <w:top w:val="none" w:sz="0" w:space="0" w:color="000000"/>
-                <w:left w:val="none" w:sz="0" w:space="0" w:color="000000"/>
-                <w:right w:val="none" w:sz="0" w:space="0" w:color="000000"/>
-              </w:pBdr>
-              <w:spacing w:after="100" w:before="100" w:line="240"/>
-              <w:ind w:firstLine="0" w:left="100" w:right="100"/>
+              <w:pBdr>
+                <w:bottom w:val="none" w:sz="0" w:space="0" w:color="000000"/>
+                <w:top w:val="none" w:sz="0" w:space="0" w:color="000000"/>
+                <w:left w:val="none" w:sz="0" w:space="0" w:color="000000"/>
+                <w:right w:val="none" w:sz="0" w:space="0" w:color="000000"/>
+              </w:pBdr>
+              <w:spacing w:after="100" w:before="100" w:line="240"/>
+              <w:ind w:left="100" w:right="100" w:firstLine="0" w:firstLineChars="0"/>
+              <w:rPr>
+                <w:rFonts w:ascii="Times New Roman" w:hAnsi="Helvetica" w:eastAsia="Helvetica" w:cs="Helvetica"/>
+                <w:i w:val="false"/>
+                <w:b w:val="false"/>
+                <w:u w:val="none"/>
+                <w:sz w:val="22"/>
+                <w:szCs w:val="22"/>
+                <w:color w:val="000000"/>
+              </w:rPr>
             </w:pPr>
             <w:r>
               <w:rPr>
@@ -1748,15 +2058,23 @@
           <w:p>
             <w:pPr>
               <w:jc w:val="left"/>
-              <w:keepNext/>
-              <w:pBdr>
-                <w:bottom w:val="none" w:sz="0" w:space="0" w:color="000000"/>
-                <w:top w:val="none" w:sz="0" w:space="0" w:color="000000"/>
-                <w:left w:val="none" w:sz="0" w:space="0" w:color="000000"/>
-                <w:right w:val="none" w:sz="0" w:space="0" w:color="000000"/>
-              </w:pBdr>
-              <w:spacing w:after="100" w:before="100" w:line="240"/>
-              <w:ind w:firstLine="0" w:left="100" w:right="100"/>
+              <w:pBdr>
+                <w:bottom w:val="none" w:sz="0" w:space="0" w:color="000000"/>
+                <w:top w:val="none" w:sz="0" w:space="0" w:color="000000"/>
+                <w:left w:val="none" w:sz="0" w:space="0" w:color="000000"/>
+                <w:right w:val="none" w:sz="0" w:space="0" w:color="000000"/>
+              </w:pBdr>
+              <w:spacing w:after="100" w:before="100" w:line="240"/>
+              <w:ind w:left="100" w:right="100" w:firstLine="0" w:firstLineChars="0"/>
+              <w:rPr>
+                <w:rFonts w:ascii="Times New Roman" w:hAnsi="Helvetica" w:eastAsia="Helvetica" w:cs="Helvetica"/>
+                <w:i w:val="false"/>
+                <w:b w:val="false"/>
+                <w:u w:val="none"/>
+                <w:sz w:val="22"/>
+                <w:szCs w:val="22"/>
+                <w:color w:val="000000"/>
+              </w:rPr>
             </w:pPr>
             <w:r>
               <w:rPr>
@@ -1792,15 +2110,23 @@
           <w:p>
             <w:pPr>
               <w:jc w:val="left"/>
-              <w:keepNext/>
-              <w:pBdr>
-                <w:bottom w:val="none" w:sz="0" w:space="0" w:color="000000"/>
-                <w:top w:val="none" w:sz="0" w:space="0" w:color="000000"/>
-                <w:left w:val="none" w:sz="0" w:space="0" w:color="000000"/>
-                <w:right w:val="none" w:sz="0" w:space="0" w:color="000000"/>
-              </w:pBdr>
-              <w:spacing w:after="100" w:before="100" w:line="240"/>
-              <w:ind w:firstLine="0" w:left="100" w:right="100"/>
+              <w:pBdr>
+                <w:bottom w:val="none" w:sz="0" w:space="0" w:color="000000"/>
+                <w:top w:val="none" w:sz="0" w:space="0" w:color="000000"/>
+                <w:left w:val="none" w:sz="0" w:space="0" w:color="000000"/>
+                <w:right w:val="none" w:sz="0" w:space="0" w:color="000000"/>
+              </w:pBdr>
+              <w:spacing w:after="100" w:before="100" w:line="240"/>
+              <w:ind w:left="100" w:right="100" w:firstLine="0" w:firstLineChars="0"/>
+              <w:rPr>
+                <w:rFonts w:ascii="Times New Roman" w:hAnsi="Helvetica" w:eastAsia="Helvetica" w:cs="Helvetica"/>
+                <w:i w:val="false"/>
+                <w:b w:val="false"/>
+                <w:u w:val="none"/>
+                <w:sz w:val="22"/>
+                <w:szCs w:val="22"/>
+                <w:color w:val="000000"/>
+              </w:rPr>
             </w:pPr>
             <w:r>
               <w:rPr>
@@ -1819,7 +2145,6 @@
       </w:tr>
       <w:tr>
         <w:trPr>
-          <w:cantSplit/>
           <w:trHeight w:val="360" w:hRule="auto"/>
         </w:trPr>
         body 5
@@ -1843,15 +2168,23 @@
           <w:p>
             <w:pPr>
               <w:jc w:val="left"/>
-              <w:keepNext/>
-              <w:pBdr>
-                <w:bottom w:val="none" w:sz="0" w:space="0" w:color="000000"/>
-                <w:top w:val="none" w:sz="0" w:space="0" w:color="000000"/>
-                <w:left w:val="none" w:sz="0" w:space="0" w:color="000000"/>
-                <w:right w:val="none" w:sz="0" w:space="0" w:color="000000"/>
-              </w:pBdr>
-              <w:spacing w:after="100" w:before="100" w:line="240"/>
-              <w:ind w:firstLine="0" w:left="100" w:right="100"/>
+              <w:pBdr>
+                <w:bottom w:val="none" w:sz="0" w:space="0" w:color="000000"/>
+                <w:top w:val="none" w:sz="0" w:space="0" w:color="000000"/>
+                <w:left w:val="none" w:sz="0" w:space="0" w:color="000000"/>
+                <w:right w:val="none" w:sz="0" w:space="0" w:color="000000"/>
+              </w:pBdr>
+              <w:spacing w:after="100" w:before="100" w:line="240"/>
+              <w:ind w:left="100" w:right="100" w:firstLine="0" w:firstLineChars="0"/>
+              <w:rPr>
+                <w:rFonts w:ascii="Times New Roman" w:hAnsi="Helvetica" w:eastAsia="Helvetica" w:cs="Helvetica"/>
+                <w:i w:val="false"/>
+                <w:b w:val="false"/>
+                <w:u w:val="none"/>
+                <w:sz w:val="22"/>
+                <w:szCs w:val="22"/>
+                <w:color w:val="000000"/>
+              </w:rPr>
             </w:pPr>
             <w:r>
               <w:rPr>
@@ -1887,15 +2220,23 @@
           <w:p>
             <w:pPr>
               <w:jc w:val="left"/>
-              <w:keepNext/>
-              <w:pBdr>
-                <w:bottom w:val="none" w:sz="0" w:space="0" w:color="000000"/>
-                <w:top w:val="none" w:sz="0" w:space="0" w:color="000000"/>
-                <w:left w:val="none" w:sz="0" w:space="0" w:color="000000"/>
-                <w:right w:val="none" w:sz="0" w:space="0" w:color="000000"/>
-              </w:pBdr>
-              <w:spacing w:after="100" w:before="100" w:line="240"/>
-              <w:ind w:firstLine="0" w:left="100" w:right="100"/>
+              <w:pBdr>
+                <w:bottom w:val="none" w:sz="0" w:space="0" w:color="000000"/>
+                <w:top w:val="none" w:sz="0" w:space="0" w:color="000000"/>
+                <w:left w:val="none" w:sz="0" w:space="0" w:color="000000"/>
+                <w:right w:val="none" w:sz="0" w:space="0" w:color="000000"/>
+              </w:pBdr>
+              <w:spacing w:after="100" w:before="100" w:line="240"/>
+              <w:ind w:left="100" w:right="100" w:firstLine="0" w:firstLineChars="0"/>
+              <w:rPr>
+                <w:rFonts w:ascii="Times New Roman" w:hAnsi="Helvetica" w:eastAsia="Helvetica" w:cs="Helvetica"/>
+                <w:i w:val="false"/>
+                <w:b w:val="false"/>
+                <w:u w:val="none"/>
+                <w:sz w:val="22"/>
+                <w:szCs w:val="22"/>
+                <w:color w:val="000000"/>
+              </w:rPr>
             </w:pPr>
             <w:r>
               <w:rPr>
@@ -1931,15 +2272,23 @@
           <w:p>
             <w:pPr>
               <w:jc w:val="left"/>
-              <w:keepNext/>
-              <w:pBdr>
-                <w:bottom w:val="none" w:sz="0" w:space="0" w:color="000000"/>
-                <w:top w:val="none" w:sz="0" w:space="0" w:color="000000"/>
-                <w:left w:val="none" w:sz="0" w:space="0" w:color="000000"/>
-                <w:right w:val="none" w:sz="0" w:space="0" w:color="000000"/>
-              </w:pBdr>
-              <w:spacing w:after="100" w:before="100" w:line="240"/>
-              <w:ind w:firstLine="0" w:left="100" w:right="100"/>
+              <w:pBdr>
+                <w:bottom w:val="none" w:sz="0" w:space="0" w:color="000000"/>
+                <w:top w:val="none" w:sz="0" w:space="0" w:color="000000"/>
+                <w:left w:val="none" w:sz="0" w:space="0" w:color="000000"/>
+                <w:right w:val="none" w:sz="0" w:space="0" w:color="000000"/>
+              </w:pBdr>
+              <w:spacing w:after="100" w:before="100" w:line="240"/>
+              <w:ind w:left="100" w:right="100" w:firstLine="0" w:firstLineChars="0"/>
+              <w:rPr>
+                <w:rFonts w:ascii="Times New Roman" w:hAnsi="Helvetica" w:eastAsia="Helvetica" w:cs="Helvetica"/>
+                <w:i w:val="false"/>
+                <w:b w:val="false"/>
+                <w:u w:val="none"/>
+                <w:sz w:val="22"/>
+                <w:szCs w:val="22"/>
+                <w:color w:val="000000"/>
+              </w:rPr>
             </w:pPr>
             <w:r>
               <w:rPr>
@@ -1975,15 +2324,23 @@
           <w:p>
             <w:pPr>
               <w:jc w:val="left"/>
-              <w:keepNext/>
-              <w:pBdr>
-                <w:bottom w:val="none" w:sz="0" w:space="0" w:color="000000"/>
-                <w:top w:val="none" w:sz="0" w:space="0" w:color="000000"/>
-                <w:left w:val="none" w:sz="0" w:space="0" w:color="000000"/>
-                <w:right w:val="none" w:sz="0" w:space="0" w:color="000000"/>
-              </w:pBdr>
-              <w:spacing w:after="100" w:before="100" w:line="240"/>
-              <w:ind w:firstLine="0" w:left="100" w:right="100"/>
+              <w:pBdr>
+                <w:bottom w:val="none" w:sz="0" w:space="0" w:color="000000"/>
+                <w:top w:val="none" w:sz="0" w:space="0" w:color="000000"/>
+                <w:left w:val="none" w:sz="0" w:space="0" w:color="000000"/>
+                <w:right w:val="none" w:sz="0" w:space="0" w:color="000000"/>
+              </w:pBdr>
+              <w:spacing w:after="100" w:before="100" w:line="240"/>
+              <w:ind w:left="100" w:right="100" w:firstLine="0" w:firstLineChars="0"/>
+              <w:rPr>
+                <w:rFonts w:ascii="Times New Roman" w:hAnsi="Helvetica" w:eastAsia="Helvetica" w:cs="Helvetica"/>
+                <w:i w:val="false"/>
+                <w:b w:val="false"/>
+                <w:u w:val="none"/>
+                <w:sz w:val="22"/>
+                <w:szCs w:val="22"/>
+                <w:color w:val="000000"/>
+              </w:rPr>
             </w:pPr>
             <w:r>
               <w:rPr>
@@ -2019,15 +2376,23 @@
           <w:p>
             <w:pPr>
               <w:jc w:val="left"/>
-              <w:keepNext/>
-              <w:pBdr>
-                <w:bottom w:val="none" w:sz="0" w:space="0" w:color="000000"/>
-                <w:top w:val="none" w:sz="0" w:space="0" w:color="000000"/>
-                <w:left w:val="none" w:sz="0" w:space="0" w:color="000000"/>
-                <w:right w:val="none" w:sz="0" w:space="0" w:color="000000"/>
-              </w:pBdr>
-              <w:spacing w:after="100" w:before="100" w:line="240"/>
-              <w:ind w:firstLine="0" w:left="100" w:right="100"/>
+              <w:pBdr>
+                <w:bottom w:val="none" w:sz="0" w:space="0" w:color="000000"/>
+                <w:top w:val="none" w:sz="0" w:space="0" w:color="000000"/>
+                <w:left w:val="none" w:sz="0" w:space="0" w:color="000000"/>
+                <w:right w:val="none" w:sz="0" w:space="0" w:color="000000"/>
+              </w:pBdr>
+              <w:spacing w:after="100" w:before="100" w:line="240"/>
+              <w:ind w:left="100" w:right="100" w:firstLine="0" w:firstLineChars="0"/>
+              <w:rPr>
+                <w:rFonts w:ascii="Times New Roman" w:hAnsi="Helvetica" w:eastAsia="Helvetica" w:cs="Helvetica"/>
+                <w:i w:val="false"/>
+                <w:b w:val="false"/>
+                <w:u w:val="none"/>
+                <w:sz w:val="22"/>
+                <w:szCs w:val="22"/>
+                <w:color w:val="000000"/>
+              </w:rPr>
             </w:pPr>
             <w:r>
               <w:rPr>
@@ -2063,15 +2428,23 @@
           <w:p>
             <w:pPr>
               <w:jc w:val="left"/>
-              <w:keepNext/>
-              <w:pBdr>
-                <w:bottom w:val="none" w:sz="0" w:space="0" w:color="000000"/>
-                <w:top w:val="none" w:sz="0" w:space="0" w:color="000000"/>
-                <w:left w:val="none" w:sz="0" w:space="0" w:color="000000"/>
-                <w:right w:val="none" w:sz="0" w:space="0" w:color="000000"/>
-              </w:pBdr>
-              <w:spacing w:after="100" w:before="100" w:line="240"/>
-              <w:ind w:firstLine="0" w:left="100" w:right="100"/>
+              <w:pBdr>
+                <w:bottom w:val="none" w:sz="0" w:space="0" w:color="000000"/>
+                <w:top w:val="none" w:sz="0" w:space="0" w:color="000000"/>
+                <w:left w:val="none" w:sz="0" w:space="0" w:color="000000"/>
+                <w:right w:val="none" w:sz="0" w:space="0" w:color="000000"/>
+              </w:pBdr>
+              <w:spacing w:after="100" w:before="100" w:line="240"/>
+              <w:ind w:left="100" w:right="100" w:firstLine="0" w:firstLineChars="0"/>
+              <w:rPr>
+                <w:rFonts w:ascii="Times New Roman" w:hAnsi="Helvetica" w:eastAsia="Helvetica" w:cs="Helvetica"/>
+                <w:i w:val="false"/>
+                <w:b w:val="false"/>
+                <w:u w:val="none"/>
+                <w:sz w:val="22"/>
+                <w:szCs w:val="22"/>
+                <w:color w:val="000000"/>
+              </w:rPr>
             </w:pPr>
             <w:r>
               <w:rPr>
@@ -2107,15 +2480,23 @@
           <w:p>
             <w:pPr>
               <w:jc w:val="left"/>
-              <w:keepNext/>
-              <w:pBdr>
-                <w:bottom w:val="none" w:sz="0" w:space="0" w:color="000000"/>
-                <w:top w:val="none" w:sz="0" w:space="0" w:color="000000"/>
-                <w:left w:val="none" w:sz="0" w:space="0" w:color="000000"/>
-                <w:right w:val="none" w:sz="0" w:space="0" w:color="000000"/>
-              </w:pBdr>
-              <w:spacing w:after="100" w:before="100" w:line="240"/>
-              <w:ind w:firstLine="0" w:left="100" w:right="100"/>
+              <w:pBdr>
+                <w:bottom w:val="none" w:sz="0" w:space="0" w:color="000000"/>
+                <w:top w:val="none" w:sz="0" w:space="0" w:color="000000"/>
+                <w:left w:val="none" w:sz="0" w:space="0" w:color="000000"/>
+                <w:right w:val="none" w:sz="0" w:space="0" w:color="000000"/>
+              </w:pBdr>
+              <w:spacing w:after="100" w:before="100" w:line="240"/>
+              <w:ind w:left="100" w:right="100" w:firstLine="0" w:firstLineChars="0"/>
+              <w:rPr>
+                <w:rFonts w:ascii="Times New Roman" w:hAnsi="Helvetica" w:eastAsia="Helvetica" w:cs="Helvetica"/>
+                <w:i w:val="false"/>
+                <w:b w:val="false"/>
+                <w:u w:val="none"/>
+                <w:sz w:val="22"/>
+                <w:szCs w:val="22"/>
+                <w:color w:val="000000"/>
+              </w:rPr>
             </w:pPr>
             <w:r>
               <w:rPr>
@@ -2151,15 +2532,23 @@
           <w:p>
             <w:pPr>
               <w:jc w:val="left"/>
-              <w:keepNext/>
-              <w:pBdr>
-                <w:bottom w:val="none" w:sz="0" w:space="0" w:color="000000"/>
-                <w:top w:val="none" w:sz="0" w:space="0" w:color="000000"/>
-                <w:left w:val="none" w:sz="0" w:space="0" w:color="000000"/>
-                <w:right w:val="none" w:sz="0" w:space="0" w:color="000000"/>
-              </w:pBdr>
-              <w:spacing w:after="100" w:before="100" w:line="240"/>
-              <w:ind w:firstLine="0" w:left="100" w:right="100"/>
+              <w:pBdr>
+                <w:bottom w:val="none" w:sz="0" w:space="0" w:color="000000"/>
+                <w:top w:val="none" w:sz="0" w:space="0" w:color="000000"/>
+                <w:left w:val="none" w:sz="0" w:space="0" w:color="000000"/>
+                <w:right w:val="none" w:sz="0" w:space="0" w:color="000000"/>
+              </w:pBdr>
+              <w:spacing w:after="100" w:before="100" w:line="240"/>
+              <w:ind w:left="100" w:right="100" w:firstLine="0" w:firstLineChars="0"/>
+              <w:rPr>
+                <w:rFonts w:ascii="Times New Roman" w:hAnsi="Helvetica" w:eastAsia="Helvetica" w:cs="Helvetica"/>
+                <w:i w:val="false"/>
+                <w:b w:val="false"/>
+                <w:u w:val="none"/>
+                <w:sz w:val="22"/>
+                <w:szCs w:val="22"/>
+                <w:color w:val="000000"/>
+              </w:rPr>
             </w:pPr>
             <w:r>
               <w:rPr>
@@ -2178,7 +2567,6 @@
       </w:tr>
       <w:tr>
         <w:trPr>
-          <w:cantSplit/>
           <w:trHeight w:val="360" w:hRule="auto"/>
         </w:trPr>
         body 6
@@ -2202,15 +2590,23 @@
           <w:p>
             <w:pPr>
               <w:jc w:val="left"/>
-              <w:keepNext/>
-              <w:pBdr>
-                <w:bottom w:val="none" w:sz="0" w:space="0" w:color="000000"/>
-                <w:top w:val="none" w:sz="0" w:space="0" w:color="000000"/>
-                <w:left w:val="none" w:sz="0" w:space="0" w:color="000000"/>
-                <w:right w:val="none" w:sz="0" w:space="0" w:color="000000"/>
-              </w:pBdr>
-              <w:spacing w:after="100" w:before="100" w:line="240"/>
-              <w:ind w:firstLine="0" w:left="100" w:right="100"/>
+              <w:pBdr>
+                <w:bottom w:val="none" w:sz="0" w:space="0" w:color="000000"/>
+                <w:top w:val="none" w:sz="0" w:space="0" w:color="000000"/>
+                <w:left w:val="none" w:sz="0" w:space="0" w:color="000000"/>
+                <w:right w:val="none" w:sz="0" w:space="0" w:color="000000"/>
+              </w:pBdr>
+              <w:spacing w:after="100" w:before="100" w:line="240"/>
+              <w:ind w:left="100" w:right="100" w:firstLine="0" w:firstLineChars="0"/>
+              <w:rPr>
+                <w:rFonts w:ascii="Times New Roman" w:hAnsi="Helvetica" w:eastAsia="Helvetica" w:cs="Helvetica"/>
+                <w:i w:val="false"/>
+                <w:b w:val="false"/>
+                <w:u w:val="none"/>
+                <w:sz w:val="22"/>
+                <w:szCs w:val="22"/>
+                <w:color w:val="000000"/>
+              </w:rPr>
             </w:pPr>
             <w:r>
               <w:rPr>
@@ -2246,15 +2642,23 @@
           <w:p>
             <w:pPr>
               <w:jc w:val="left"/>
-              <w:keepNext/>
-              <w:pBdr>
-                <w:bottom w:val="none" w:sz="0" w:space="0" w:color="000000"/>
-                <w:top w:val="none" w:sz="0" w:space="0" w:color="000000"/>
-                <w:left w:val="none" w:sz="0" w:space="0" w:color="000000"/>
-                <w:right w:val="none" w:sz="0" w:space="0" w:color="000000"/>
-              </w:pBdr>
-              <w:spacing w:after="100" w:before="100" w:line="240"/>
-              <w:ind w:firstLine="0" w:left="100" w:right="100"/>
+              <w:pBdr>
+                <w:bottom w:val="none" w:sz="0" w:space="0" w:color="000000"/>
+                <w:top w:val="none" w:sz="0" w:space="0" w:color="000000"/>
+                <w:left w:val="none" w:sz="0" w:space="0" w:color="000000"/>
+                <w:right w:val="none" w:sz="0" w:space="0" w:color="000000"/>
+              </w:pBdr>
+              <w:spacing w:after="100" w:before="100" w:line="240"/>
+              <w:ind w:left="100" w:right="100" w:firstLine="0" w:firstLineChars="0"/>
+              <w:rPr>
+                <w:rFonts w:ascii="Times New Roman" w:hAnsi="Helvetica" w:eastAsia="Helvetica" w:cs="Helvetica"/>
+                <w:i w:val="false"/>
+                <w:b w:val="false"/>
+                <w:u w:val="none"/>
+                <w:sz w:val="22"/>
+                <w:szCs w:val="22"/>
+                <w:color w:val="000000"/>
+              </w:rPr>
             </w:pPr>
             <w:r>
               <w:rPr>
@@ -2290,15 +2694,23 @@
           <w:p>
             <w:pPr>
               <w:jc w:val="left"/>
-              <w:keepNext/>
-              <w:pBdr>
-                <w:bottom w:val="none" w:sz="0" w:space="0" w:color="000000"/>
-                <w:top w:val="none" w:sz="0" w:space="0" w:color="000000"/>
-                <w:left w:val="none" w:sz="0" w:space="0" w:color="000000"/>
-                <w:right w:val="none" w:sz="0" w:space="0" w:color="000000"/>
-              </w:pBdr>
-              <w:spacing w:after="100" w:before="100" w:line="240"/>
-              <w:ind w:firstLine="0" w:left="100" w:right="100"/>
+              <w:pBdr>
+                <w:bottom w:val="none" w:sz="0" w:space="0" w:color="000000"/>
+                <w:top w:val="none" w:sz="0" w:space="0" w:color="000000"/>
+                <w:left w:val="none" w:sz="0" w:space="0" w:color="000000"/>
+                <w:right w:val="none" w:sz="0" w:space="0" w:color="000000"/>
+              </w:pBdr>
+              <w:spacing w:after="100" w:before="100" w:line="240"/>
+              <w:ind w:left="100" w:right="100" w:firstLine="0" w:firstLineChars="0"/>
+              <w:rPr>
+                <w:rFonts w:ascii="Times New Roman" w:hAnsi="Helvetica" w:eastAsia="Helvetica" w:cs="Helvetica"/>
+                <w:i w:val="false"/>
+                <w:b w:val="false"/>
+                <w:u w:val="none"/>
+                <w:sz w:val="22"/>
+                <w:szCs w:val="22"/>
+                <w:color w:val="000000"/>
+              </w:rPr>
             </w:pPr>
             <w:r>
               <w:rPr>
@@ -2334,15 +2746,23 @@
           <w:p>
             <w:pPr>
               <w:jc w:val="left"/>
-              <w:keepNext/>
-              <w:pBdr>
-                <w:bottom w:val="none" w:sz="0" w:space="0" w:color="000000"/>
-                <w:top w:val="none" w:sz="0" w:space="0" w:color="000000"/>
-                <w:left w:val="none" w:sz="0" w:space="0" w:color="000000"/>
-                <w:right w:val="none" w:sz="0" w:space="0" w:color="000000"/>
-              </w:pBdr>
-              <w:spacing w:after="100" w:before="100" w:line="240"/>
-              <w:ind w:firstLine="0" w:left="100" w:right="100"/>
+              <w:pBdr>
+                <w:bottom w:val="none" w:sz="0" w:space="0" w:color="000000"/>
+                <w:top w:val="none" w:sz="0" w:space="0" w:color="000000"/>
+                <w:left w:val="none" w:sz="0" w:space="0" w:color="000000"/>
+                <w:right w:val="none" w:sz="0" w:space="0" w:color="000000"/>
+              </w:pBdr>
+              <w:spacing w:after="100" w:before="100" w:line="240"/>
+              <w:ind w:left="100" w:right="100" w:firstLine="0" w:firstLineChars="0"/>
+              <w:rPr>
+                <w:rFonts w:ascii="Times New Roman" w:hAnsi="Helvetica" w:eastAsia="Helvetica" w:cs="Helvetica"/>
+                <w:i w:val="false"/>
+                <w:b w:val="false"/>
+                <w:u w:val="none"/>
+                <w:sz w:val="22"/>
+                <w:szCs w:val="22"/>
+                <w:color w:val="000000"/>
+              </w:rPr>
             </w:pPr>
             <w:r>
               <w:rPr>
@@ -2378,15 +2798,23 @@
           <w:p>
             <w:pPr>
               <w:jc w:val="left"/>
-              <w:keepNext/>
-              <w:pBdr>
-                <w:bottom w:val="none" w:sz="0" w:space="0" w:color="000000"/>
-                <w:top w:val="none" w:sz="0" w:space="0" w:color="000000"/>
-                <w:left w:val="none" w:sz="0" w:space="0" w:color="000000"/>
-                <w:right w:val="none" w:sz="0" w:space="0" w:color="000000"/>
-              </w:pBdr>
-              <w:spacing w:after="100" w:before="100" w:line="240"/>
-              <w:ind w:firstLine="0" w:left="100" w:right="100"/>
+              <w:pBdr>
+                <w:bottom w:val="none" w:sz="0" w:space="0" w:color="000000"/>
+                <w:top w:val="none" w:sz="0" w:space="0" w:color="000000"/>
+                <w:left w:val="none" w:sz="0" w:space="0" w:color="000000"/>
+                <w:right w:val="none" w:sz="0" w:space="0" w:color="000000"/>
+              </w:pBdr>
+              <w:spacing w:after="100" w:before="100" w:line="240"/>
+              <w:ind w:left="100" w:right="100" w:firstLine="0" w:firstLineChars="0"/>
+              <w:rPr>
+                <w:rFonts w:ascii="Times New Roman" w:hAnsi="Helvetica" w:eastAsia="Helvetica" w:cs="Helvetica"/>
+                <w:i w:val="false"/>
+                <w:b w:val="false"/>
+                <w:u w:val="none"/>
+                <w:sz w:val="22"/>
+                <w:szCs w:val="22"/>
+                <w:color w:val="000000"/>
+              </w:rPr>
             </w:pPr>
             <w:r>
               <w:rPr>
@@ -2422,15 +2850,23 @@
           <w:p>
             <w:pPr>
               <w:jc w:val="left"/>
-              <w:keepNext/>
-              <w:pBdr>
-                <w:bottom w:val="none" w:sz="0" w:space="0" w:color="000000"/>
-                <w:top w:val="none" w:sz="0" w:space="0" w:color="000000"/>
-                <w:left w:val="none" w:sz="0" w:space="0" w:color="000000"/>
-                <w:right w:val="none" w:sz="0" w:space="0" w:color="000000"/>
-              </w:pBdr>
-              <w:spacing w:after="100" w:before="100" w:line="240"/>
-              <w:ind w:firstLine="0" w:left="100" w:right="100"/>
+              <w:pBdr>
+                <w:bottom w:val="none" w:sz="0" w:space="0" w:color="000000"/>
+                <w:top w:val="none" w:sz="0" w:space="0" w:color="000000"/>
+                <w:left w:val="none" w:sz="0" w:space="0" w:color="000000"/>
+                <w:right w:val="none" w:sz="0" w:space="0" w:color="000000"/>
+              </w:pBdr>
+              <w:spacing w:after="100" w:before="100" w:line="240"/>
+              <w:ind w:left="100" w:right="100" w:firstLine="0" w:firstLineChars="0"/>
+              <w:rPr>
+                <w:rFonts w:ascii="Times New Roman" w:hAnsi="Helvetica" w:eastAsia="Helvetica" w:cs="Helvetica"/>
+                <w:i w:val="false"/>
+                <w:b w:val="false"/>
+                <w:u w:val="none"/>
+                <w:sz w:val="22"/>
+                <w:szCs w:val="22"/>
+                <w:color w:val="000000"/>
+              </w:rPr>
             </w:pPr>
             <w:r>
               <w:rPr>
@@ -2466,15 +2902,23 @@
           <w:p>
             <w:pPr>
               <w:jc w:val="left"/>
-              <w:keepNext/>
-              <w:pBdr>
-                <w:bottom w:val="none" w:sz="0" w:space="0" w:color="000000"/>
-                <w:top w:val="none" w:sz="0" w:space="0" w:color="000000"/>
-                <w:left w:val="none" w:sz="0" w:space="0" w:color="000000"/>
-                <w:right w:val="none" w:sz="0" w:space="0" w:color="000000"/>
-              </w:pBdr>
-              <w:spacing w:after="100" w:before="100" w:line="240"/>
-              <w:ind w:firstLine="0" w:left="100" w:right="100"/>
+              <w:pBdr>
+                <w:bottom w:val="none" w:sz="0" w:space="0" w:color="000000"/>
+                <w:top w:val="none" w:sz="0" w:space="0" w:color="000000"/>
+                <w:left w:val="none" w:sz="0" w:space="0" w:color="000000"/>
+                <w:right w:val="none" w:sz="0" w:space="0" w:color="000000"/>
+              </w:pBdr>
+              <w:spacing w:after="100" w:before="100" w:line="240"/>
+              <w:ind w:left="100" w:right="100" w:firstLine="0" w:firstLineChars="0"/>
+              <w:rPr>
+                <w:rFonts w:ascii="Times New Roman" w:hAnsi="Helvetica" w:eastAsia="Helvetica" w:cs="Helvetica"/>
+                <w:i w:val="false"/>
+                <w:b w:val="false"/>
+                <w:u w:val="none"/>
+                <w:sz w:val="22"/>
+                <w:szCs w:val="22"/>
+                <w:color w:val="000000"/>
+              </w:rPr>
             </w:pPr>
             <w:r>
               <w:rPr>
@@ -2510,15 +2954,23 @@
           <w:p>
             <w:pPr>
               <w:jc w:val="left"/>
-              <w:keepNext/>
-              <w:pBdr>
-                <w:bottom w:val="none" w:sz="0" w:space="0" w:color="000000"/>
-                <w:top w:val="none" w:sz="0" w:space="0" w:color="000000"/>
-                <w:left w:val="none" w:sz="0" w:space="0" w:color="000000"/>
-                <w:right w:val="none" w:sz="0" w:space="0" w:color="000000"/>
-              </w:pBdr>
-              <w:spacing w:after="100" w:before="100" w:line="240"/>
-              <w:ind w:firstLine="0" w:left="100" w:right="100"/>
+              <w:pBdr>
+                <w:bottom w:val="none" w:sz="0" w:space="0" w:color="000000"/>
+                <w:top w:val="none" w:sz="0" w:space="0" w:color="000000"/>
+                <w:left w:val="none" w:sz="0" w:space="0" w:color="000000"/>
+                <w:right w:val="none" w:sz="0" w:space="0" w:color="000000"/>
+              </w:pBdr>
+              <w:spacing w:after="100" w:before="100" w:line="240"/>
+              <w:ind w:left="100" w:right="100" w:firstLine="0" w:firstLineChars="0"/>
+              <w:rPr>
+                <w:rFonts w:ascii="Times New Roman" w:hAnsi="Helvetica" w:eastAsia="Helvetica" w:cs="Helvetica"/>
+                <w:i w:val="false"/>
+                <w:b w:val="false"/>
+                <w:u w:val="none"/>
+                <w:sz w:val="22"/>
+                <w:szCs w:val="22"/>
+                <w:color w:val="000000"/>
+              </w:rPr>
             </w:pPr>
             <w:r>
               <w:rPr>
@@ -2537,7 +2989,6 @@
       </w:tr>
       <w:tr>
         <w:trPr>
-          <w:cantSplit/>
           <w:trHeight w:val="360" w:hRule="auto"/>
         </w:trPr>
         body 7
@@ -2561,15 +3012,23 @@
           <w:p>
             <w:pPr>
               <w:jc w:val="left"/>
-              <w:keepNext/>
-              <w:pBdr>
-                <w:bottom w:val="none" w:sz="0" w:space="0" w:color="000000"/>
-                <w:top w:val="none" w:sz="0" w:space="0" w:color="000000"/>
-                <w:left w:val="none" w:sz="0" w:space="0" w:color="000000"/>
-                <w:right w:val="none" w:sz="0" w:space="0" w:color="000000"/>
-              </w:pBdr>
-              <w:spacing w:after="100" w:before="100" w:line="240"/>
-              <w:ind w:firstLine="0" w:left="100" w:right="100"/>
+              <w:pBdr>
+                <w:bottom w:val="none" w:sz="0" w:space="0" w:color="000000"/>
+                <w:top w:val="none" w:sz="0" w:space="0" w:color="000000"/>
+                <w:left w:val="none" w:sz="0" w:space="0" w:color="000000"/>
+                <w:right w:val="none" w:sz="0" w:space="0" w:color="000000"/>
+              </w:pBdr>
+              <w:spacing w:after="100" w:before="100" w:line="240"/>
+              <w:ind w:left="100" w:right="100" w:firstLine="0" w:firstLineChars="0"/>
+              <w:rPr>
+                <w:rFonts w:ascii="Times New Roman" w:hAnsi="Helvetica" w:eastAsia="Helvetica" w:cs="Helvetica"/>
+                <w:i w:val="false"/>
+                <w:b w:val="false"/>
+                <w:u w:val="none"/>
+                <w:sz w:val="22"/>
+                <w:szCs w:val="22"/>
+                <w:color w:val="000000"/>
+              </w:rPr>
             </w:pPr>
             <w:r>
               <w:rPr>
@@ -2605,15 +3064,23 @@
           <w:p>
             <w:pPr>
               <w:jc w:val="left"/>
-              <w:keepNext/>
-              <w:pBdr>
-                <w:bottom w:val="none" w:sz="0" w:space="0" w:color="000000"/>
-                <w:top w:val="none" w:sz="0" w:space="0" w:color="000000"/>
-                <w:left w:val="none" w:sz="0" w:space="0" w:color="000000"/>
-                <w:right w:val="none" w:sz="0" w:space="0" w:color="000000"/>
-              </w:pBdr>
-              <w:spacing w:after="100" w:before="100" w:line="240"/>
-              <w:ind w:firstLine="0" w:left="100" w:right="100"/>
+              <w:pBdr>
+                <w:bottom w:val="none" w:sz="0" w:space="0" w:color="000000"/>
+                <w:top w:val="none" w:sz="0" w:space="0" w:color="000000"/>
+                <w:left w:val="none" w:sz="0" w:space="0" w:color="000000"/>
+                <w:right w:val="none" w:sz="0" w:space="0" w:color="000000"/>
+              </w:pBdr>
+              <w:spacing w:after="100" w:before="100" w:line="240"/>
+              <w:ind w:left="100" w:right="100" w:firstLine="0" w:firstLineChars="0"/>
+              <w:rPr>
+                <w:rFonts w:ascii="Times New Roman" w:hAnsi="Helvetica" w:eastAsia="Helvetica" w:cs="Helvetica"/>
+                <w:i w:val="false"/>
+                <w:b w:val="false"/>
+                <w:u w:val="none"/>
+                <w:sz w:val="22"/>
+                <w:szCs w:val="22"/>
+                <w:color w:val="000000"/>
+              </w:rPr>
             </w:pPr>
             <w:r>
               <w:rPr>
@@ -2649,15 +3116,23 @@
           <w:p>
             <w:pPr>
               <w:jc w:val="left"/>
-              <w:keepNext/>
-              <w:pBdr>
-                <w:bottom w:val="none" w:sz="0" w:space="0" w:color="000000"/>
-                <w:top w:val="none" w:sz="0" w:space="0" w:color="000000"/>
-                <w:left w:val="none" w:sz="0" w:space="0" w:color="000000"/>
-                <w:right w:val="none" w:sz="0" w:space="0" w:color="000000"/>
-              </w:pBdr>
-              <w:spacing w:after="100" w:before="100" w:line="240"/>
-              <w:ind w:firstLine="0" w:left="100" w:right="100"/>
+              <w:pBdr>
+                <w:bottom w:val="none" w:sz="0" w:space="0" w:color="000000"/>
+                <w:top w:val="none" w:sz="0" w:space="0" w:color="000000"/>
+                <w:left w:val="none" w:sz="0" w:space="0" w:color="000000"/>
+                <w:right w:val="none" w:sz="0" w:space="0" w:color="000000"/>
+              </w:pBdr>
+              <w:spacing w:after="100" w:before="100" w:line="240"/>
+              <w:ind w:left="100" w:right="100" w:firstLine="0" w:firstLineChars="0"/>
+              <w:rPr>
+                <w:rFonts w:ascii="Times New Roman" w:hAnsi="Helvetica" w:eastAsia="Helvetica" w:cs="Helvetica"/>
+                <w:i w:val="false"/>
+                <w:b w:val="false"/>
+                <w:u w:val="none"/>
+                <w:sz w:val="22"/>
+                <w:szCs w:val="22"/>
+                <w:color w:val="000000"/>
+              </w:rPr>
             </w:pPr>
             <w:r>
               <w:rPr>
@@ -2693,15 +3168,23 @@
           <w:p>
             <w:pPr>
               <w:jc w:val="left"/>
-              <w:keepNext/>
-              <w:pBdr>
-                <w:bottom w:val="none" w:sz="0" w:space="0" w:color="000000"/>
-                <w:top w:val="none" w:sz="0" w:space="0" w:color="000000"/>
-                <w:left w:val="none" w:sz="0" w:space="0" w:color="000000"/>
-                <w:right w:val="none" w:sz="0" w:space="0" w:color="000000"/>
-              </w:pBdr>
-              <w:spacing w:after="100" w:before="100" w:line="240"/>
-              <w:ind w:firstLine="0" w:left="100" w:right="100"/>
+              <w:pBdr>
+                <w:bottom w:val="none" w:sz="0" w:space="0" w:color="000000"/>
+                <w:top w:val="none" w:sz="0" w:space="0" w:color="000000"/>
+                <w:left w:val="none" w:sz="0" w:space="0" w:color="000000"/>
+                <w:right w:val="none" w:sz="0" w:space="0" w:color="000000"/>
+              </w:pBdr>
+              <w:spacing w:after="100" w:before="100" w:line="240"/>
+              <w:ind w:left="100" w:right="100" w:firstLine="0" w:firstLineChars="0"/>
+              <w:rPr>
+                <w:rFonts w:ascii="Times New Roman" w:hAnsi="Helvetica" w:eastAsia="Helvetica" w:cs="Helvetica"/>
+                <w:i w:val="false"/>
+                <w:b w:val="false"/>
+                <w:u w:val="none"/>
+                <w:sz w:val="22"/>
+                <w:szCs w:val="22"/>
+                <w:color w:val="000000"/>
+              </w:rPr>
             </w:pPr>
             <w:r>
               <w:rPr>
@@ -2737,15 +3220,23 @@
           <w:p>
             <w:pPr>
               <w:jc w:val="left"/>
-              <w:keepNext/>
-              <w:pBdr>
-                <w:bottom w:val="none" w:sz="0" w:space="0" w:color="000000"/>
-                <w:top w:val="none" w:sz="0" w:space="0" w:color="000000"/>
-                <w:left w:val="none" w:sz="0" w:space="0" w:color="000000"/>
-                <w:right w:val="none" w:sz="0" w:space="0" w:color="000000"/>
-              </w:pBdr>
-              <w:spacing w:after="100" w:before="100" w:line="240"/>
-              <w:ind w:firstLine="0" w:left="100" w:right="100"/>
+              <w:pBdr>
+                <w:bottom w:val="none" w:sz="0" w:space="0" w:color="000000"/>
+                <w:top w:val="none" w:sz="0" w:space="0" w:color="000000"/>
+                <w:left w:val="none" w:sz="0" w:space="0" w:color="000000"/>
+                <w:right w:val="none" w:sz="0" w:space="0" w:color="000000"/>
+              </w:pBdr>
+              <w:spacing w:after="100" w:before="100" w:line="240"/>
+              <w:ind w:left="100" w:right="100" w:firstLine="0" w:firstLineChars="0"/>
+              <w:rPr>
+                <w:rFonts w:ascii="Times New Roman" w:hAnsi="Helvetica" w:eastAsia="Helvetica" w:cs="Helvetica"/>
+                <w:i w:val="false"/>
+                <w:b w:val="false"/>
+                <w:u w:val="none"/>
+                <w:sz w:val="22"/>
+                <w:szCs w:val="22"/>
+                <w:color w:val="000000"/>
+              </w:rPr>
             </w:pPr>
             <w:r>
               <w:rPr>
@@ -2781,15 +3272,23 @@
           <w:p>
             <w:pPr>
               <w:jc w:val="left"/>
-              <w:keepNext/>
-              <w:pBdr>
-                <w:bottom w:val="none" w:sz="0" w:space="0" w:color="000000"/>
-                <w:top w:val="none" w:sz="0" w:space="0" w:color="000000"/>
-                <w:left w:val="none" w:sz="0" w:space="0" w:color="000000"/>
-                <w:right w:val="none" w:sz="0" w:space="0" w:color="000000"/>
-              </w:pBdr>
-              <w:spacing w:after="100" w:before="100" w:line="240"/>
-              <w:ind w:firstLine="0" w:left="100" w:right="100"/>
+              <w:pBdr>
+                <w:bottom w:val="none" w:sz="0" w:space="0" w:color="000000"/>
+                <w:top w:val="none" w:sz="0" w:space="0" w:color="000000"/>
+                <w:left w:val="none" w:sz="0" w:space="0" w:color="000000"/>
+                <w:right w:val="none" w:sz="0" w:space="0" w:color="000000"/>
+              </w:pBdr>
+              <w:spacing w:after="100" w:before="100" w:line="240"/>
+              <w:ind w:left="100" w:right="100" w:firstLine="0" w:firstLineChars="0"/>
+              <w:rPr>
+                <w:rFonts w:ascii="Times New Roman" w:hAnsi="Helvetica" w:eastAsia="Helvetica" w:cs="Helvetica"/>
+                <w:i w:val="false"/>
+                <w:b w:val="false"/>
+                <w:u w:val="none"/>
+                <w:sz w:val="22"/>
+                <w:szCs w:val="22"/>
+                <w:color w:val="000000"/>
+              </w:rPr>
             </w:pPr>
             <w:r>
               <w:rPr>
@@ -2825,15 +3324,23 @@
           <w:p>
             <w:pPr>
               <w:jc w:val="left"/>
-              <w:keepNext/>
-              <w:pBdr>
-                <w:bottom w:val="none" w:sz="0" w:space="0" w:color="000000"/>
-                <w:top w:val="none" w:sz="0" w:space="0" w:color="000000"/>
-                <w:left w:val="none" w:sz="0" w:space="0" w:color="000000"/>
-                <w:right w:val="none" w:sz="0" w:space="0" w:color="000000"/>
-              </w:pBdr>
-              <w:spacing w:after="100" w:before="100" w:line="240"/>
-              <w:ind w:firstLine="0" w:left="100" w:right="100"/>
+              <w:pBdr>
+                <w:bottom w:val="none" w:sz="0" w:space="0" w:color="000000"/>
+                <w:top w:val="none" w:sz="0" w:space="0" w:color="000000"/>
+                <w:left w:val="none" w:sz="0" w:space="0" w:color="000000"/>
+                <w:right w:val="none" w:sz="0" w:space="0" w:color="000000"/>
+              </w:pBdr>
+              <w:spacing w:after="100" w:before="100" w:line="240"/>
+              <w:ind w:left="100" w:right="100" w:firstLine="0" w:firstLineChars="0"/>
+              <w:rPr>
+                <w:rFonts w:ascii="Times New Roman" w:hAnsi="Helvetica" w:eastAsia="Helvetica" w:cs="Helvetica"/>
+                <w:i w:val="false"/>
+                <w:b w:val="false"/>
+                <w:u w:val="none"/>
+                <w:sz w:val="22"/>
+                <w:szCs w:val="22"/>
+                <w:color w:val="000000"/>
+              </w:rPr>
             </w:pPr>
             <w:r>
               <w:rPr>
@@ -2869,15 +3376,23 @@
           <w:p>
             <w:pPr>
               <w:jc w:val="left"/>
-              <w:keepNext/>
-              <w:pBdr>
-                <w:bottom w:val="none" w:sz="0" w:space="0" w:color="000000"/>
-                <w:top w:val="none" w:sz="0" w:space="0" w:color="000000"/>
-                <w:left w:val="none" w:sz="0" w:space="0" w:color="000000"/>
-                <w:right w:val="none" w:sz="0" w:space="0" w:color="000000"/>
-              </w:pBdr>
-              <w:spacing w:after="100" w:before="100" w:line="240"/>
-              <w:ind w:firstLine="0" w:left="100" w:right="100"/>
+              <w:pBdr>
+                <w:bottom w:val="none" w:sz="0" w:space="0" w:color="000000"/>
+                <w:top w:val="none" w:sz="0" w:space="0" w:color="000000"/>
+                <w:left w:val="none" w:sz="0" w:space="0" w:color="000000"/>
+                <w:right w:val="none" w:sz="0" w:space="0" w:color="000000"/>
+              </w:pBdr>
+              <w:spacing w:after="100" w:before="100" w:line="240"/>
+              <w:ind w:left="100" w:right="100" w:firstLine="0" w:firstLineChars="0"/>
+              <w:rPr>
+                <w:rFonts w:ascii="Times New Roman" w:hAnsi="Helvetica" w:eastAsia="Helvetica" w:cs="Helvetica"/>
+                <w:i w:val="false"/>
+                <w:b w:val="false"/>
+                <w:u w:val="none"/>
+                <w:sz w:val="22"/>
+                <w:szCs w:val="22"/>
+                <w:color w:val="000000"/>
+              </w:rPr>
             </w:pPr>
             <w:r>
               <w:rPr>
@@ -2896,7 +3411,6 @@
       </w:tr>
       <w:tr>
         <w:trPr>
-          <w:cantSplit/>
           <w:trHeight w:val="360" w:hRule="auto"/>
         </w:trPr>
         body 8
@@ -2920,15 +3434,23 @@
           <w:p>
             <w:pPr>
               <w:jc w:val="left"/>
-              <w:keepNext/>
-              <w:pBdr>
-                <w:bottom w:val="none" w:sz="0" w:space="0" w:color="000000"/>
-                <w:top w:val="none" w:sz="0" w:space="0" w:color="000000"/>
-                <w:left w:val="none" w:sz="0" w:space="0" w:color="000000"/>
-                <w:right w:val="none" w:sz="0" w:space="0" w:color="000000"/>
-              </w:pBdr>
-              <w:spacing w:after="100" w:before="100" w:line="240"/>
-              <w:ind w:firstLine="0" w:left="100" w:right="100"/>
+              <w:pBdr>
+                <w:bottom w:val="none" w:sz="0" w:space="0" w:color="000000"/>
+                <w:top w:val="none" w:sz="0" w:space="0" w:color="000000"/>
+                <w:left w:val="none" w:sz="0" w:space="0" w:color="000000"/>
+                <w:right w:val="none" w:sz="0" w:space="0" w:color="000000"/>
+              </w:pBdr>
+              <w:spacing w:after="100" w:before="100" w:line="240"/>
+              <w:ind w:left="100" w:right="100" w:firstLine="0" w:firstLineChars="0"/>
+              <w:rPr>
+                <w:rFonts w:ascii="Times New Roman" w:hAnsi="Helvetica" w:eastAsia="Helvetica" w:cs="Helvetica"/>
+                <w:i w:val="false"/>
+                <w:b w:val="false"/>
+                <w:u w:val="none"/>
+                <w:sz w:val="22"/>
+                <w:szCs w:val="22"/>
+                <w:color w:val="000000"/>
+              </w:rPr>
             </w:pPr>
             <w:r>
               <w:rPr>
@@ -2964,15 +3486,23 @@
           <w:p>
             <w:pPr>
               <w:jc w:val="left"/>
-              <w:keepNext/>
-              <w:pBdr>
-                <w:bottom w:val="none" w:sz="0" w:space="0" w:color="000000"/>
-                <w:top w:val="none" w:sz="0" w:space="0" w:color="000000"/>
-                <w:left w:val="none" w:sz="0" w:space="0" w:color="000000"/>
-                <w:right w:val="none" w:sz="0" w:space="0" w:color="000000"/>
-              </w:pBdr>
-              <w:spacing w:after="100" w:before="100" w:line="240"/>
-              <w:ind w:firstLine="0" w:left="100" w:right="100"/>
+              <w:pBdr>
+                <w:bottom w:val="none" w:sz="0" w:space="0" w:color="000000"/>
+                <w:top w:val="none" w:sz="0" w:space="0" w:color="000000"/>
+                <w:left w:val="none" w:sz="0" w:space="0" w:color="000000"/>
+                <w:right w:val="none" w:sz="0" w:space="0" w:color="000000"/>
+              </w:pBdr>
+              <w:spacing w:after="100" w:before="100" w:line="240"/>
+              <w:ind w:left="100" w:right="100" w:firstLine="0" w:firstLineChars="0"/>
+              <w:rPr>
+                <w:rFonts w:ascii="Times New Roman" w:hAnsi="Helvetica" w:eastAsia="Helvetica" w:cs="Helvetica"/>
+                <w:i w:val="false"/>
+                <w:b w:val="false"/>
+                <w:u w:val="none"/>
+                <w:sz w:val="22"/>
+                <w:szCs w:val="22"/>
+                <w:color w:val="000000"/>
+              </w:rPr>
             </w:pPr>
             <w:r>
               <w:rPr>
@@ -3008,15 +3538,23 @@
           <w:p>
             <w:pPr>
               <w:jc w:val="left"/>
-              <w:keepNext/>
-              <w:pBdr>
-                <w:bottom w:val="none" w:sz="0" w:space="0" w:color="000000"/>
-                <w:top w:val="none" w:sz="0" w:space="0" w:color="000000"/>
-                <w:left w:val="none" w:sz="0" w:space="0" w:color="000000"/>
-                <w:right w:val="none" w:sz="0" w:space="0" w:color="000000"/>
-              </w:pBdr>
-              <w:spacing w:after="100" w:before="100" w:line="240"/>
-              <w:ind w:firstLine="0" w:left="100" w:right="100"/>
+              <w:pBdr>
+                <w:bottom w:val="none" w:sz="0" w:space="0" w:color="000000"/>
+                <w:top w:val="none" w:sz="0" w:space="0" w:color="000000"/>
+                <w:left w:val="none" w:sz="0" w:space="0" w:color="000000"/>
+                <w:right w:val="none" w:sz="0" w:space="0" w:color="000000"/>
+              </w:pBdr>
+              <w:spacing w:after="100" w:before="100" w:line="240"/>
+              <w:ind w:left="100" w:right="100" w:firstLine="0" w:firstLineChars="0"/>
+              <w:rPr>
+                <w:rFonts w:ascii="Times New Roman" w:hAnsi="Helvetica" w:eastAsia="Helvetica" w:cs="Helvetica"/>
+                <w:i w:val="false"/>
+                <w:b w:val="false"/>
+                <w:u w:val="none"/>
+                <w:sz w:val="22"/>
+                <w:szCs w:val="22"/>
+                <w:color w:val="000000"/>
+              </w:rPr>
             </w:pPr>
             <w:r>
               <w:rPr>
@@ -3052,15 +3590,23 @@
           <w:p>
             <w:pPr>
               <w:jc w:val="left"/>
-              <w:keepNext/>
-              <w:pBdr>
-                <w:bottom w:val="none" w:sz="0" w:space="0" w:color="000000"/>
-                <w:top w:val="none" w:sz="0" w:space="0" w:color="000000"/>
-                <w:left w:val="none" w:sz="0" w:space="0" w:color="000000"/>
-                <w:right w:val="none" w:sz="0" w:space="0" w:color="000000"/>
-              </w:pBdr>
-              <w:spacing w:after="100" w:before="100" w:line="240"/>
-              <w:ind w:firstLine="0" w:left="100" w:right="100"/>
+              <w:pBdr>
+                <w:bottom w:val="none" w:sz="0" w:space="0" w:color="000000"/>
+                <w:top w:val="none" w:sz="0" w:space="0" w:color="000000"/>
+                <w:left w:val="none" w:sz="0" w:space="0" w:color="000000"/>
+                <w:right w:val="none" w:sz="0" w:space="0" w:color="000000"/>
+              </w:pBdr>
+              <w:spacing w:after="100" w:before="100" w:line="240"/>
+              <w:ind w:left="100" w:right="100" w:firstLine="0" w:firstLineChars="0"/>
+              <w:rPr>
+                <w:rFonts w:ascii="Times New Roman" w:hAnsi="Helvetica" w:eastAsia="Helvetica" w:cs="Helvetica"/>
+                <w:i w:val="false"/>
+                <w:b w:val="false"/>
+                <w:u w:val="none"/>
+                <w:sz w:val="22"/>
+                <w:szCs w:val="22"/>
+                <w:color w:val="000000"/>
+              </w:rPr>
             </w:pPr>
             <w:r>
               <w:rPr>
@@ -3096,15 +3642,23 @@
           <w:p>
             <w:pPr>
               <w:jc w:val="left"/>
-              <w:keepNext/>
-              <w:pBdr>
-                <w:bottom w:val="none" w:sz="0" w:space="0" w:color="000000"/>
-                <w:top w:val="none" w:sz="0" w:space="0" w:color="000000"/>
-                <w:left w:val="none" w:sz="0" w:space="0" w:color="000000"/>
-                <w:right w:val="none" w:sz="0" w:space="0" w:color="000000"/>
-              </w:pBdr>
-              <w:spacing w:after="100" w:before="100" w:line="240"/>
-              <w:ind w:firstLine="0" w:left="100" w:right="100"/>
+              <w:pBdr>
+                <w:bottom w:val="none" w:sz="0" w:space="0" w:color="000000"/>
+                <w:top w:val="none" w:sz="0" w:space="0" w:color="000000"/>
+                <w:left w:val="none" w:sz="0" w:space="0" w:color="000000"/>
+                <w:right w:val="none" w:sz="0" w:space="0" w:color="000000"/>
+              </w:pBdr>
+              <w:spacing w:after="100" w:before="100" w:line="240"/>
+              <w:ind w:left="100" w:right="100" w:firstLine="0" w:firstLineChars="0"/>
+              <w:rPr>
+                <w:rFonts w:ascii="Times New Roman" w:hAnsi="Helvetica" w:eastAsia="Helvetica" w:cs="Helvetica"/>
+                <w:i w:val="false"/>
+                <w:b w:val="false"/>
+                <w:u w:val="none"/>
+                <w:sz w:val="22"/>
+                <w:szCs w:val="22"/>
+                <w:color w:val="000000"/>
+              </w:rPr>
             </w:pPr>
             <w:r>
               <w:rPr>
@@ -3140,15 +3694,23 @@
           <w:p>
             <w:pPr>
               <w:jc w:val="left"/>
-              <w:keepNext/>
-              <w:pBdr>
-                <w:bottom w:val="none" w:sz="0" w:space="0" w:color="000000"/>
-                <w:top w:val="none" w:sz="0" w:space="0" w:color="000000"/>
-                <w:left w:val="none" w:sz="0" w:space="0" w:color="000000"/>
-                <w:right w:val="none" w:sz="0" w:space="0" w:color="000000"/>
-              </w:pBdr>
-              <w:spacing w:after="100" w:before="100" w:line="240"/>
-              <w:ind w:firstLine="0" w:left="100" w:right="100"/>
+              <w:pBdr>
+                <w:bottom w:val="none" w:sz="0" w:space="0" w:color="000000"/>
+                <w:top w:val="none" w:sz="0" w:space="0" w:color="000000"/>
+                <w:left w:val="none" w:sz="0" w:space="0" w:color="000000"/>
+                <w:right w:val="none" w:sz="0" w:space="0" w:color="000000"/>
+              </w:pBdr>
+              <w:spacing w:after="100" w:before="100" w:line="240"/>
+              <w:ind w:left="100" w:right="100" w:firstLine="0" w:firstLineChars="0"/>
+              <w:rPr>
+                <w:rFonts w:ascii="Times New Roman" w:hAnsi="Helvetica" w:eastAsia="Helvetica" w:cs="Helvetica"/>
+                <w:i w:val="false"/>
+                <w:b w:val="false"/>
+                <w:u w:val="none"/>
+                <w:sz w:val="22"/>
+                <w:szCs w:val="22"/>
+                <w:color w:val="000000"/>
+              </w:rPr>
             </w:pPr>
             <w:r>
               <w:rPr>
@@ -3184,15 +3746,23 @@
           <w:p>
             <w:pPr>
               <w:jc w:val="left"/>
-              <w:keepNext/>
-              <w:pBdr>
-                <w:bottom w:val="none" w:sz="0" w:space="0" w:color="000000"/>
-                <w:top w:val="none" w:sz="0" w:space="0" w:color="000000"/>
-                <w:left w:val="none" w:sz="0" w:space="0" w:color="000000"/>
-                <w:right w:val="none" w:sz="0" w:space="0" w:color="000000"/>
-              </w:pBdr>
-              <w:spacing w:after="100" w:before="100" w:line="240"/>
-              <w:ind w:firstLine="0" w:left="100" w:right="100"/>
+              <w:pBdr>
+                <w:bottom w:val="none" w:sz="0" w:space="0" w:color="000000"/>
+                <w:top w:val="none" w:sz="0" w:space="0" w:color="000000"/>
+                <w:left w:val="none" w:sz="0" w:space="0" w:color="000000"/>
+                <w:right w:val="none" w:sz="0" w:space="0" w:color="000000"/>
+              </w:pBdr>
+              <w:spacing w:after="100" w:before="100" w:line="240"/>
+              <w:ind w:left="100" w:right="100" w:firstLine="0" w:firstLineChars="0"/>
+              <w:rPr>
+                <w:rFonts w:ascii="Times New Roman" w:hAnsi="Helvetica" w:eastAsia="Helvetica" w:cs="Helvetica"/>
+                <w:i w:val="false"/>
+                <w:b w:val="false"/>
+                <w:u w:val="none"/>
+                <w:sz w:val="22"/>
+                <w:szCs w:val="22"/>
+                <w:color w:val="000000"/>
+              </w:rPr>
             </w:pPr>
             <w:r>
               <w:rPr>
@@ -3228,15 +3798,23 @@
           <w:p>
             <w:pPr>
               <w:jc w:val="left"/>
-              <w:keepNext/>
-              <w:pBdr>
-                <w:bottom w:val="none" w:sz="0" w:space="0" w:color="000000"/>
-                <w:top w:val="none" w:sz="0" w:space="0" w:color="000000"/>
-                <w:left w:val="none" w:sz="0" w:space="0" w:color="000000"/>
-                <w:right w:val="none" w:sz="0" w:space="0" w:color="000000"/>
-              </w:pBdr>
-              <w:spacing w:after="100" w:before="100" w:line="240"/>
-              <w:ind w:firstLine="0" w:left="100" w:right="100"/>
+              <w:pBdr>
+                <w:bottom w:val="none" w:sz="0" w:space="0" w:color="000000"/>
+                <w:top w:val="none" w:sz="0" w:space="0" w:color="000000"/>
+                <w:left w:val="none" w:sz="0" w:space="0" w:color="000000"/>
+                <w:right w:val="none" w:sz="0" w:space="0" w:color="000000"/>
+              </w:pBdr>
+              <w:spacing w:after="100" w:before="100" w:line="240"/>
+              <w:ind w:left="100" w:right="100" w:firstLine="0" w:firstLineChars="0"/>
+              <w:rPr>
+                <w:rFonts w:ascii="Times New Roman" w:hAnsi="Helvetica" w:eastAsia="Helvetica" w:cs="Helvetica"/>
+                <w:i w:val="false"/>
+                <w:b w:val="false"/>
+                <w:u w:val="none"/>
+                <w:sz w:val="22"/>
+                <w:szCs w:val="22"/>
+                <w:color w:val="000000"/>
+              </w:rPr>
             </w:pPr>
             <w:r>
               <w:rPr>
@@ -3255,7 +3833,6 @@
       </w:tr>
       <w:tr>
         <w:trPr>
-          <w:cantSplit/>
           <w:trHeight w:val="360" w:hRule="auto"/>
         </w:trPr>
         body 9
@@ -3279,15 +3856,23 @@
           <w:p>
             <w:pPr>
               <w:jc w:val="left"/>
-              <w:keepNext/>
-              <w:pBdr>
-                <w:bottom w:val="none" w:sz="0" w:space="0" w:color="000000"/>
-                <w:top w:val="none" w:sz="0" w:space="0" w:color="000000"/>
-                <w:left w:val="none" w:sz="0" w:space="0" w:color="000000"/>
-                <w:right w:val="none" w:sz="0" w:space="0" w:color="000000"/>
-              </w:pBdr>
-              <w:spacing w:after="100" w:before="100" w:line="240"/>
-              <w:ind w:firstLine="0" w:left="100" w:right="100"/>
+              <w:pBdr>
+                <w:bottom w:val="none" w:sz="0" w:space="0" w:color="000000"/>
+                <w:top w:val="none" w:sz="0" w:space="0" w:color="000000"/>
+                <w:left w:val="none" w:sz="0" w:space="0" w:color="000000"/>
+                <w:right w:val="none" w:sz="0" w:space="0" w:color="000000"/>
+              </w:pBdr>
+              <w:spacing w:after="100" w:before="100" w:line="240"/>
+              <w:ind w:left="100" w:right="100" w:firstLine="0" w:firstLineChars="0"/>
+              <w:rPr>
+                <w:rFonts w:ascii="Times New Roman" w:hAnsi="Helvetica" w:eastAsia="Helvetica" w:cs="Helvetica"/>
+                <w:i w:val="false"/>
+                <w:b w:val="false"/>
+                <w:u w:val="none"/>
+                <w:sz w:val="22"/>
+                <w:szCs w:val="22"/>
+                <w:color w:val="000000"/>
+              </w:rPr>
             </w:pPr>
             <w:r>
               <w:rPr>
@@ -3323,15 +3908,23 @@
           <w:p>
             <w:pPr>
               <w:jc w:val="left"/>
-              <w:keepNext/>
-              <w:pBdr>
-                <w:bottom w:val="none" w:sz="0" w:space="0" w:color="000000"/>
-                <w:top w:val="none" w:sz="0" w:space="0" w:color="000000"/>
-                <w:left w:val="none" w:sz="0" w:space="0" w:color="000000"/>
-                <w:right w:val="none" w:sz="0" w:space="0" w:color="000000"/>
-              </w:pBdr>
-              <w:spacing w:after="100" w:before="100" w:line="240"/>
-              <w:ind w:firstLine="0" w:left="100" w:right="100"/>
+              <w:pBdr>
+                <w:bottom w:val="none" w:sz="0" w:space="0" w:color="000000"/>
+                <w:top w:val="none" w:sz="0" w:space="0" w:color="000000"/>
+                <w:left w:val="none" w:sz="0" w:space="0" w:color="000000"/>
+                <w:right w:val="none" w:sz="0" w:space="0" w:color="000000"/>
+              </w:pBdr>
+              <w:spacing w:after="100" w:before="100" w:line="240"/>
+              <w:ind w:left="100" w:right="100" w:firstLine="0" w:firstLineChars="0"/>
+              <w:rPr>
+                <w:rFonts w:ascii="Times New Roman" w:hAnsi="Helvetica" w:eastAsia="Helvetica" w:cs="Helvetica"/>
+                <w:i w:val="false"/>
+                <w:b w:val="false"/>
+                <w:u w:val="none"/>
+                <w:sz w:val="22"/>
+                <w:szCs w:val="22"/>
+                <w:color w:val="000000"/>
+              </w:rPr>
             </w:pPr>
             <w:r>
               <w:rPr>
@@ -3367,15 +3960,23 @@
           <w:p>
             <w:pPr>
               <w:jc w:val="left"/>
-              <w:keepNext/>
-              <w:pBdr>
-                <w:bottom w:val="none" w:sz="0" w:space="0" w:color="000000"/>
-                <w:top w:val="none" w:sz="0" w:space="0" w:color="000000"/>
-                <w:left w:val="none" w:sz="0" w:space="0" w:color="000000"/>
-                <w:right w:val="none" w:sz="0" w:space="0" w:color="000000"/>
-              </w:pBdr>
-              <w:spacing w:after="100" w:before="100" w:line="240"/>
-              <w:ind w:firstLine="0" w:left="100" w:right="100"/>
+              <w:pBdr>
+                <w:bottom w:val="none" w:sz="0" w:space="0" w:color="000000"/>
+                <w:top w:val="none" w:sz="0" w:space="0" w:color="000000"/>
+                <w:left w:val="none" w:sz="0" w:space="0" w:color="000000"/>
+                <w:right w:val="none" w:sz="0" w:space="0" w:color="000000"/>
+              </w:pBdr>
+              <w:spacing w:after="100" w:before="100" w:line="240"/>
+              <w:ind w:left="100" w:right="100" w:firstLine="0" w:firstLineChars="0"/>
+              <w:rPr>
+                <w:rFonts w:ascii="Times New Roman" w:hAnsi="Helvetica" w:eastAsia="Helvetica" w:cs="Helvetica"/>
+                <w:i w:val="false"/>
+                <w:b w:val="false"/>
+                <w:u w:val="none"/>
+                <w:sz w:val="22"/>
+                <w:szCs w:val="22"/>
+                <w:color w:val="000000"/>
+              </w:rPr>
             </w:pPr>
             <w:r>
               <w:rPr>
@@ -3411,15 +4012,23 @@
           <w:p>
             <w:pPr>
               <w:jc w:val="left"/>
-              <w:keepNext/>
-              <w:pBdr>
-                <w:bottom w:val="none" w:sz="0" w:space="0" w:color="000000"/>
-                <w:top w:val="none" w:sz="0" w:space="0" w:color="000000"/>
-                <w:left w:val="none" w:sz="0" w:space="0" w:color="000000"/>
-                <w:right w:val="none" w:sz="0" w:space="0" w:color="000000"/>
-              </w:pBdr>
-              <w:spacing w:after="100" w:before="100" w:line="240"/>
-              <w:ind w:firstLine="0" w:left="100" w:right="100"/>
+              <w:pBdr>
+                <w:bottom w:val="none" w:sz="0" w:space="0" w:color="000000"/>
+                <w:top w:val="none" w:sz="0" w:space="0" w:color="000000"/>
+                <w:left w:val="none" w:sz="0" w:space="0" w:color="000000"/>
+                <w:right w:val="none" w:sz="0" w:space="0" w:color="000000"/>
+              </w:pBdr>
+              <w:spacing w:after="100" w:before="100" w:line="240"/>
+              <w:ind w:left="100" w:right="100" w:firstLine="0" w:firstLineChars="0"/>
+              <w:rPr>
+                <w:rFonts w:ascii="Times New Roman" w:hAnsi="Helvetica" w:eastAsia="Helvetica" w:cs="Helvetica"/>
+                <w:i w:val="false"/>
+                <w:b w:val="false"/>
+                <w:u w:val="none"/>
+                <w:sz w:val="22"/>
+                <w:szCs w:val="22"/>
+                <w:color w:val="000000"/>
+              </w:rPr>
             </w:pPr>
             <w:r>
               <w:rPr>
@@ -3455,15 +4064,23 @@
           <w:p>
             <w:pPr>
               <w:jc w:val="left"/>
-              <w:keepNext/>
-              <w:pBdr>
-                <w:bottom w:val="none" w:sz="0" w:space="0" w:color="000000"/>
-                <w:top w:val="none" w:sz="0" w:space="0" w:color="000000"/>
-                <w:left w:val="none" w:sz="0" w:space="0" w:color="000000"/>
-                <w:right w:val="none" w:sz="0" w:space="0" w:color="000000"/>
-              </w:pBdr>
-              <w:spacing w:after="100" w:before="100" w:line="240"/>
-              <w:ind w:firstLine="0" w:left="100" w:right="100"/>
+              <w:pBdr>
+                <w:bottom w:val="none" w:sz="0" w:space="0" w:color="000000"/>
+                <w:top w:val="none" w:sz="0" w:space="0" w:color="000000"/>
+                <w:left w:val="none" w:sz="0" w:space="0" w:color="000000"/>
+                <w:right w:val="none" w:sz="0" w:space="0" w:color="000000"/>
+              </w:pBdr>
+              <w:spacing w:after="100" w:before="100" w:line="240"/>
+              <w:ind w:left="100" w:right="100" w:firstLine="0" w:firstLineChars="0"/>
+              <w:rPr>
+                <w:rFonts w:ascii="Times New Roman" w:hAnsi="Helvetica" w:eastAsia="Helvetica" w:cs="Helvetica"/>
+                <w:i w:val="false"/>
+                <w:b w:val="false"/>
+                <w:u w:val="none"/>
+                <w:sz w:val="22"/>
+                <w:szCs w:val="22"/>
+                <w:color w:val="000000"/>
+              </w:rPr>
             </w:pPr>
             <w:r>
               <w:rPr>
@@ -3499,15 +4116,23 @@
           <w:p>
             <w:pPr>
               <w:jc w:val="left"/>
-              <w:keepNext/>
-              <w:pBdr>
-                <w:bottom w:val="none" w:sz="0" w:space="0" w:color="000000"/>
-                <w:top w:val="none" w:sz="0" w:space="0" w:color="000000"/>
-                <w:left w:val="none" w:sz="0" w:space="0" w:color="000000"/>
-                <w:right w:val="none" w:sz="0" w:space="0" w:color="000000"/>
-              </w:pBdr>
-              <w:spacing w:after="100" w:before="100" w:line="240"/>
-              <w:ind w:firstLine="0" w:left="100" w:right="100"/>
+              <w:pBdr>
+                <w:bottom w:val="none" w:sz="0" w:space="0" w:color="000000"/>
+                <w:top w:val="none" w:sz="0" w:space="0" w:color="000000"/>
+                <w:left w:val="none" w:sz="0" w:space="0" w:color="000000"/>
+                <w:right w:val="none" w:sz="0" w:space="0" w:color="000000"/>
+              </w:pBdr>
+              <w:spacing w:after="100" w:before="100" w:line="240"/>
+              <w:ind w:left="100" w:right="100" w:firstLine="0" w:firstLineChars="0"/>
+              <w:rPr>
+                <w:rFonts w:ascii="Times New Roman" w:hAnsi="Helvetica" w:eastAsia="Helvetica" w:cs="Helvetica"/>
+                <w:i w:val="false"/>
+                <w:b w:val="false"/>
+                <w:u w:val="none"/>
+                <w:sz w:val="22"/>
+                <w:szCs w:val="22"/>
+                <w:color w:val="000000"/>
+              </w:rPr>
             </w:pPr>
             <w:r>
               <w:rPr>
@@ -3543,15 +4168,23 @@
           <w:p>
             <w:pPr>
               <w:jc w:val="left"/>
-              <w:keepNext/>
-              <w:pBdr>
-                <w:bottom w:val="none" w:sz="0" w:space="0" w:color="000000"/>
-                <w:top w:val="none" w:sz="0" w:space="0" w:color="000000"/>
-                <w:left w:val="none" w:sz="0" w:space="0" w:color="000000"/>
-                <w:right w:val="none" w:sz="0" w:space="0" w:color="000000"/>
-              </w:pBdr>
-              <w:spacing w:after="100" w:before="100" w:line="240"/>
-              <w:ind w:firstLine="0" w:left="100" w:right="100"/>
+              <w:pBdr>
+                <w:bottom w:val="none" w:sz="0" w:space="0" w:color="000000"/>
+                <w:top w:val="none" w:sz="0" w:space="0" w:color="000000"/>
+                <w:left w:val="none" w:sz="0" w:space="0" w:color="000000"/>
+                <w:right w:val="none" w:sz="0" w:space="0" w:color="000000"/>
+              </w:pBdr>
+              <w:spacing w:after="100" w:before="100" w:line="240"/>
+              <w:ind w:left="100" w:right="100" w:firstLine="0" w:firstLineChars="0"/>
+              <w:rPr>
+                <w:rFonts w:ascii="Times New Roman" w:hAnsi="Helvetica" w:eastAsia="Helvetica" w:cs="Helvetica"/>
+                <w:i w:val="false"/>
+                <w:b w:val="false"/>
+                <w:u w:val="none"/>
+                <w:sz w:val="22"/>
+                <w:szCs w:val="22"/>
+                <w:color w:val="000000"/>
+              </w:rPr>
             </w:pPr>
             <w:r>
               <w:rPr>
@@ -3587,15 +4220,23 @@
           <w:p>
             <w:pPr>
               <w:jc w:val="left"/>
-              <w:keepNext/>
-              <w:pBdr>
-                <w:bottom w:val="none" w:sz="0" w:space="0" w:color="000000"/>
-                <w:top w:val="none" w:sz="0" w:space="0" w:color="000000"/>
-                <w:left w:val="none" w:sz="0" w:space="0" w:color="000000"/>
-                <w:right w:val="none" w:sz="0" w:space="0" w:color="000000"/>
-              </w:pBdr>
-              <w:spacing w:after="100" w:before="100" w:line="240"/>
-              <w:ind w:firstLine="0" w:left="100" w:right="100"/>
+              <w:pBdr>
+                <w:bottom w:val="none" w:sz="0" w:space="0" w:color="000000"/>
+                <w:top w:val="none" w:sz="0" w:space="0" w:color="000000"/>
+                <w:left w:val="none" w:sz="0" w:space="0" w:color="000000"/>
+                <w:right w:val="none" w:sz="0" w:space="0" w:color="000000"/>
+              </w:pBdr>
+              <w:spacing w:after="100" w:before="100" w:line="240"/>
+              <w:ind w:left="100" w:right="100" w:firstLine="0" w:firstLineChars="0"/>
+              <w:rPr>
+                <w:rFonts w:ascii="Times New Roman" w:hAnsi="Helvetica" w:eastAsia="Helvetica" w:cs="Helvetica"/>
+                <w:i w:val="false"/>
+                <w:b w:val="false"/>
+                <w:u w:val="none"/>
+                <w:sz w:val="22"/>
+                <w:szCs w:val="22"/>
+                <w:color w:val="000000"/>
+              </w:rPr>
             </w:pPr>
             <w:r>
               <w:rPr>
@@ -3614,39 +4255,46 @@
       </w:tr>
       <w:tr>
         <w:trPr>
-          <w:cantSplit/>
           <w:trHeight w:val="360" w:hRule="auto"/>
         </w:trPr>
         body10
         <w:tc>
           <w:tcPr>
             <w:tcBorders>
-              <w:bottom w:val="single" w:sz="16" w:space="0" w:color="666666"/>
-              <w:top w:val="none" w:sz="0" w:space="0" w:color="000000"/>
-              <w:left w:val="none" w:sz="0" w:space="0" w:color="000000"/>
-              <w:right w:val="none" w:sz="0" w:space="0" w:color="000000"/>
-            </w:tcBorders>
-            <w:shd w:val="clear" w:color="auto" w:fill="FFFFFF"/>
-            <w:tcMar>
-              <w:top w:w="0" w:type="dxa"/>
-              <w:bottom w:w="0" w:type="dxa"/>
-              <w:left w:w="0" w:type="dxa"/>
-              <w:right w:w="0" w:type="dxa"/>
-            </w:tcMar>
-            <w:vAlign w:val="center"/>
-          </w:tcPr>
-          <w:p>
-            <w:pPr>
-              <w:jc w:val="left"/>
-              <w:keepNext/>
-              <w:pBdr>
-                <w:bottom w:val="none" w:sz="0" w:space="0" w:color="000000"/>
-                <w:top w:val="none" w:sz="0" w:space="0" w:color="000000"/>
-                <w:left w:val="none" w:sz="0" w:space="0" w:color="000000"/>
-                <w:right w:val="none" w:sz="0" w:space="0" w:color="000000"/>
-              </w:pBdr>
-              <w:spacing w:after="100" w:before="100" w:line="240"/>
-              <w:ind w:firstLine="0" w:left="100" w:right="100"/>
+              <w:bottom w:val="single" w:sz="12" w:space="0" w:color="666666"/>
+              <w:top w:val="none" w:sz="0" w:space="0" w:color="000000"/>
+              <w:left w:val="none" w:sz="0" w:space="0" w:color="000000"/>
+              <w:right w:val="none" w:sz="0" w:space="0" w:color="000000"/>
+            </w:tcBorders>
+            <w:shd w:val="clear" w:color="auto" w:fill="FFFFFF"/>
+            <w:tcMar>
+              <w:top w:w="0" w:type="dxa"/>
+              <w:bottom w:w="0" w:type="dxa"/>
+              <w:left w:w="0" w:type="dxa"/>
+              <w:right w:w="0" w:type="dxa"/>
+            </w:tcMar>
+            <w:vAlign w:val="center"/>
+          </w:tcPr>
+          <w:p>
+            <w:pPr>
+              <w:jc w:val="left"/>
+              <w:pBdr>
+                <w:bottom w:val="none" w:sz="0" w:space="0" w:color="000000"/>
+                <w:top w:val="none" w:sz="0" w:space="0" w:color="000000"/>
+                <w:left w:val="none" w:sz="0" w:space="0" w:color="000000"/>
+                <w:right w:val="none" w:sz="0" w:space="0" w:color="000000"/>
+              </w:pBdr>
+              <w:spacing w:after="100" w:before="100" w:line="240"/>
+              <w:ind w:left="100" w:right="100" w:firstLine="0" w:firstLineChars="0"/>
+              <w:rPr>
+                <w:rFonts w:ascii="Times New Roman" w:hAnsi="Helvetica" w:eastAsia="Helvetica" w:cs="Helvetica"/>
+                <w:i w:val="false"/>
+                <w:b w:val="false"/>
+                <w:u w:val="none"/>
+                <w:sz w:val="22"/>
+                <w:szCs w:val="22"/>
+                <w:color w:val="000000"/>
+              </w:rPr>
             </w:pPr>
             <w:r>
               <w:rPr>
@@ -3665,32 +4313,40 @@
         <w:tc>
           <w:tcPr>
             <w:tcBorders>
-              <w:bottom w:val="single" w:sz="16" w:space="0" w:color="666666"/>
-              <w:top w:val="none" w:sz="0" w:space="0" w:color="000000"/>
-              <w:left w:val="none" w:sz="0" w:space="0" w:color="000000"/>
-              <w:right w:val="none" w:sz="0" w:space="0" w:color="000000"/>
-            </w:tcBorders>
-            <w:shd w:val="clear" w:color="auto" w:fill="FFFFFF"/>
-            <w:tcMar>
-              <w:top w:w="0" w:type="dxa"/>
-              <w:bottom w:w="0" w:type="dxa"/>
-              <w:left w:w="0" w:type="dxa"/>
-              <w:right w:w="0" w:type="dxa"/>
-            </w:tcMar>
-            <w:vAlign w:val="center"/>
-          </w:tcPr>
-          <w:p>
-            <w:pPr>
-              <w:jc w:val="left"/>
-              <w:keepNext/>
-              <w:pBdr>
-                <w:bottom w:val="none" w:sz="0" w:space="0" w:color="000000"/>
-                <w:top w:val="none" w:sz="0" w:space="0" w:color="000000"/>
-                <w:left w:val="none" w:sz="0" w:space="0" w:color="000000"/>
-                <w:right w:val="none" w:sz="0" w:space="0" w:color="000000"/>
-              </w:pBdr>
-              <w:spacing w:after="100" w:before="100" w:line="240"/>
-              <w:ind w:firstLine="0" w:left="100" w:right="100"/>
+              <w:bottom w:val="single" w:sz="12" w:space="0" w:color="666666"/>
+              <w:top w:val="none" w:sz="0" w:space="0" w:color="000000"/>
+              <w:left w:val="none" w:sz="0" w:space="0" w:color="000000"/>
+              <w:right w:val="none" w:sz="0" w:space="0" w:color="000000"/>
+            </w:tcBorders>
+            <w:shd w:val="clear" w:color="auto" w:fill="FFFFFF"/>
+            <w:tcMar>
+              <w:top w:w="0" w:type="dxa"/>
+              <w:bottom w:w="0" w:type="dxa"/>
+              <w:left w:w="0" w:type="dxa"/>
+              <w:right w:w="0" w:type="dxa"/>
+            </w:tcMar>
+            <w:vAlign w:val="center"/>
+          </w:tcPr>
+          <w:p>
+            <w:pPr>
+              <w:jc w:val="left"/>
+              <w:pBdr>
+                <w:bottom w:val="none" w:sz="0" w:space="0" w:color="000000"/>
+                <w:top w:val="none" w:sz="0" w:space="0" w:color="000000"/>
+                <w:left w:val="none" w:sz="0" w:space="0" w:color="000000"/>
+                <w:right w:val="none" w:sz="0" w:space="0" w:color="000000"/>
+              </w:pBdr>
+              <w:spacing w:after="100" w:before="100" w:line="240"/>
+              <w:ind w:left="100" w:right="100" w:firstLine="0" w:firstLineChars="0"/>
+              <w:rPr>
+                <w:rFonts w:ascii="Times New Roman" w:hAnsi="Helvetica" w:eastAsia="Helvetica" w:cs="Helvetica"/>
+                <w:i w:val="false"/>
+                <w:b w:val="false"/>
+                <w:u w:val="none"/>
+                <w:sz w:val="22"/>
+                <w:szCs w:val="22"/>
+                <w:color w:val="000000"/>
+              </w:rPr>
             </w:pPr>
             <w:r>
               <w:rPr>
@@ -3709,32 +4365,40 @@
         <w:tc>
           <w:tcPr>
             <w:tcBorders>
-              <w:bottom w:val="single" w:sz="16" w:space="0" w:color="666666"/>
-              <w:top w:val="none" w:sz="0" w:space="0" w:color="000000"/>
-              <w:left w:val="none" w:sz="0" w:space="0" w:color="000000"/>
-              <w:right w:val="none" w:sz="0" w:space="0" w:color="000000"/>
-            </w:tcBorders>
-            <w:shd w:val="clear" w:color="auto" w:fill="FFFFFF"/>
-            <w:tcMar>
-              <w:top w:w="0" w:type="dxa"/>
-              <w:bottom w:w="0" w:type="dxa"/>
-              <w:left w:w="0" w:type="dxa"/>
-              <w:right w:w="0" w:type="dxa"/>
-            </w:tcMar>
-            <w:vAlign w:val="center"/>
-          </w:tcPr>
-          <w:p>
-            <w:pPr>
-              <w:jc w:val="left"/>
-              <w:keepNext/>
-              <w:pBdr>
-                <w:bottom w:val="none" w:sz="0" w:space="0" w:color="000000"/>
-                <w:top w:val="none" w:sz="0" w:space="0" w:color="000000"/>
-                <w:left w:val="none" w:sz="0" w:space="0" w:color="000000"/>
-                <w:right w:val="none" w:sz="0" w:space="0" w:color="000000"/>
-              </w:pBdr>
-              <w:spacing w:after="100" w:before="100" w:line="240"/>
-              <w:ind w:firstLine="0" w:left="100" w:right="100"/>
+              <w:bottom w:val="single" w:sz="12" w:space="0" w:color="666666"/>
+              <w:top w:val="none" w:sz="0" w:space="0" w:color="000000"/>
+              <w:left w:val="none" w:sz="0" w:space="0" w:color="000000"/>
+              <w:right w:val="none" w:sz="0" w:space="0" w:color="000000"/>
+            </w:tcBorders>
+            <w:shd w:val="clear" w:color="auto" w:fill="FFFFFF"/>
+            <w:tcMar>
+              <w:top w:w="0" w:type="dxa"/>
+              <w:bottom w:w="0" w:type="dxa"/>
+              <w:left w:w="0" w:type="dxa"/>
+              <w:right w:w="0" w:type="dxa"/>
+            </w:tcMar>
+            <w:vAlign w:val="center"/>
+          </w:tcPr>
+          <w:p>
+            <w:pPr>
+              <w:jc w:val="left"/>
+              <w:pBdr>
+                <w:bottom w:val="none" w:sz="0" w:space="0" w:color="000000"/>
+                <w:top w:val="none" w:sz="0" w:space="0" w:color="000000"/>
+                <w:left w:val="none" w:sz="0" w:space="0" w:color="000000"/>
+                <w:right w:val="none" w:sz="0" w:space="0" w:color="000000"/>
+              </w:pBdr>
+              <w:spacing w:after="100" w:before="100" w:line="240"/>
+              <w:ind w:left="100" w:right="100" w:firstLine="0" w:firstLineChars="0"/>
+              <w:rPr>
+                <w:rFonts w:ascii="Times New Roman" w:hAnsi="Helvetica" w:eastAsia="Helvetica" w:cs="Helvetica"/>
+                <w:i w:val="false"/>
+                <w:b w:val="false"/>
+                <w:u w:val="none"/>
+                <w:sz w:val="22"/>
+                <w:szCs w:val="22"/>
+                <w:color w:val="000000"/>
+              </w:rPr>
             </w:pPr>
             <w:r>
               <w:rPr>
@@ -3753,32 +4417,40 @@
         <w:tc>
           <w:tcPr>
             <w:tcBorders>
-              <w:bottom w:val="single" w:sz="16" w:space="0" w:color="666666"/>
-              <w:top w:val="none" w:sz="0" w:space="0" w:color="000000"/>
-              <w:left w:val="none" w:sz="0" w:space="0" w:color="000000"/>
-              <w:right w:val="none" w:sz="0" w:space="0" w:color="000000"/>
-            </w:tcBorders>
-            <w:shd w:val="clear" w:color="auto" w:fill="FFFFFF"/>
-            <w:tcMar>
-              <w:top w:w="0" w:type="dxa"/>
-              <w:bottom w:w="0" w:type="dxa"/>
-              <w:left w:w="0" w:type="dxa"/>
-              <w:right w:w="0" w:type="dxa"/>
-            </w:tcMar>
-            <w:vAlign w:val="center"/>
-          </w:tcPr>
-          <w:p>
-            <w:pPr>
-              <w:jc w:val="left"/>
-              <w:keepNext/>
-              <w:pBdr>
-                <w:bottom w:val="none" w:sz="0" w:space="0" w:color="000000"/>
-                <w:top w:val="none" w:sz="0" w:space="0" w:color="000000"/>
-                <w:left w:val="none" w:sz="0" w:space="0" w:color="000000"/>
-                <w:right w:val="none" w:sz="0" w:space="0" w:color="000000"/>
-              </w:pBdr>
-              <w:spacing w:after="100" w:before="100" w:line="240"/>
-              <w:ind w:firstLine="0" w:left="100" w:right="100"/>
+              <w:bottom w:val="single" w:sz="12" w:space="0" w:color="666666"/>
+              <w:top w:val="none" w:sz="0" w:space="0" w:color="000000"/>
+              <w:left w:val="none" w:sz="0" w:space="0" w:color="000000"/>
+              <w:right w:val="none" w:sz="0" w:space="0" w:color="000000"/>
+            </w:tcBorders>
+            <w:shd w:val="clear" w:color="auto" w:fill="FFFFFF"/>
+            <w:tcMar>
+              <w:top w:w="0" w:type="dxa"/>
+              <w:bottom w:w="0" w:type="dxa"/>
+              <w:left w:w="0" w:type="dxa"/>
+              <w:right w:w="0" w:type="dxa"/>
+            </w:tcMar>
+            <w:vAlign w:val="center"/>
+          </w:tcPr>
+          <w:p>
+            <w:pPr>
+              <w:jc w:val="left"/>
+              <w:pBdr>
+                <w:bottom w:val="none" w:sz="0" w:space="0" w:color="000000"/>
+                <w:top w:val="none" w:sz="0" w:space="0" w:color="000000"/>
+                <w:left w:val="none" w:sz="0" w:space="0" w:color="000000"/>
+                <w:right w:val="none" w:sz="0" w:space="0" w:color="000000"/>
+              </w:pBdr>
+              <w:spacing w:after="100" w:before="100" w:line="240"/>
+              <w:ind w:left="100" w:right="100" w:firstLine="0" w:firstLineChars="0"/>
+              <w:rPr>
+                <w:rFonts w:ascii="Times New Roman" w:hAnsi="Helvetica" w:eastAsia="Helvetica" w:cs="Helvetica"/>
+                <w:i w:val="false"/>
+                <w:b w:val="false"/>
+                <w:u w:val="none"/>
+                <w:sz w:val="22"/>
+                <w:szCs w:val="22"/>
+                <w:color w:val="000000"/>
+              </w:rPr>
             </w:pPr>
             <w:r>
               <w:rPr>
@@ -3797,32 +4469,40 @@
         <w:tc>
           <w:tcPr>
             <w:tcBorders>
-              <w:bottom w:val="single" w:sz="16" w:space="0" w:color="666666"/>
-              <w:top w:val="none" w:sz="0" w:space="0" w:color="000000"/>
-              <w:left w:val="none" w:sz="0" w:space="0" w:color="000000"/>
-              <w:right w:val="none" w:sz="0" w:space="0" w:color="000000"/>
-            </w:tcBorders>
-            <w:shd w:val="clear" w:color="auto" w:fill="FFFFFF"/>
-            <w:tcMar>
-              <w:top w:w="0" w:type="dxa"/>
-              <w:bottom w:w="0" w:type="dxa"/>
-              <w:left w:w="0" w:type="dxa"/>
-              <w:right w:w="0" w:type="dxa"/>
-            </w:tcMar>
-            <w:vAlign w:val="center"/>
-          </w:tcPr>
-          <w:p>
-            <w:pPr>
-              <w:jc w:val="left"/>
-              <w:keepNext/>
-              <w:pBdr>
-                <w:bottom w:val="none" w:sz="0" w:space="0" w:color="000000"/>
-                <w:top w:val="none" w:sz="0" w:space="0" w:color="000000"/>
-                <w:left w:val="none" w:sz="0" w:space="0" w:color="000000"/>
-                <w:right w:val="none" w:sz="0" w:space="0" w:color="000000"/>
-              </w:pBdr>
-              <w:spacing w:after="100" w:before="100" w:line="240"/>
-              <w:ind w:firstLine="0" w:left="100" w:right="100"/>
+              <w:bottom w:val="single" w:sz="12" w:space="0" w:color="666666"/>
+              <w:top w:val="none" w:sz="0" w:space="0" w:color="000000"/>
+              <w:left w:val="none" w:sz="0" w:space="0" w:color="000000"/>
+              <w:right w:val="none" w:sz="0" w:space="0" w:color="000000"/>
+            </w:tcBorders>
+            <w:shd w:val="clear" w:color="auto" w:fill="FFFFFF"/>
+            <w:tcMar>
+              <w:top w:w="0" w:type="dxa"/>
+              <w:bottom w:w="0" w:type="dxa"/>
+              <w:left w:w="0" w:type="dxa"/>
+              <w:right w:w="0" w:type="dxa"/>
+            </w:tcMar>
+            <w:vAlign w:val="center"/>
+          </w:tcPr>
+          <w:p>
+            <w:pPr>
+              <w:jc w:val="left"/>
+              <w:pBdr>
+                <w:bottom w:val="none" w:sz="0" w:space="0" w:color="000000"/>
+                <w:top w:val="none" w:sz="0" w:space="0" w:color="000000"/>
+                <w:left w:val="none" w:sz="0" w:space="0" w:color="000000"/>
+                <w:right w:val="none" w:sz="0" w:space="0" w:color="000000"/>
+              </w:pBdr>
+              <w:spacing w:after="100" w:before="100" w:line="240"/>
+              <w:ind w:left="100" w:right="100" w:firstLine="0" w:firstLineChars="0"/>
+              <w:rPr>
+                <w:rFonts w:ascii="Times New Roman" w:hAnsi="Helvetica" w:eastAsia="Helvetica" w:cs="Helvetica"/>
+                <w:i w:val="false"/>
+                <w:b w:val="false"/>
+                <w:u w:val="none"/>
+                <w:sz w:val="22"/>
+                <w:szCs w:val="22"/>
+                <w:color w:val="000000"/>
+              </w:rPr>
             </w:pPr>
             <w:r>
               <w:rPr>
@@ -3841,32 +4521,40 @@
         <w:tc>
           <w:tcPr>
             <w:tcBorders>
-              <w:bottom w:val="single" w:sz="16" w:space="0" w:color="666666"/>
-              <w:top w:val="none" w:sz="0" w:space="0" w:color="000000"/>
-              <w:left w:val="none" w:sz="0" w:space="0" w:color="000000"/>
-              <w:right w:val="none" w:sz="0" w:space="0" w:color="000000"/>
-            </w:tcBorders>
-            <w:shd w:val="clear" w:color="auto" w:fill="FFFFFF"/>
-            <w:tcMar>
-              <w:top w:w="0" w:type="dxa"/>
-              <w:bottom w:w="0" w:type="dxa"/>
-              <w:left w:w="0" w:type="dxa"/>
-              <w:right w:w="0" w:type="dxa"/>
-            </w:tcMar>
-            <w:vAlign w:val="center"/>
-          </w:tcPr>
-          <w:p>
-            <w:pPr>
-              <w:jc w:val="left"/>
-              <w:keepNext/>
-              <w:pBdr>
-                <w:bottom w:val="none" w:sz="0" w:space="0" w:color="000000"/>
-                <w:top w:val="none" w:sz="0" w:space="0" w:color="000000"/>
-                <w:left w:val="none" w:sz="0" w:space="0" w:color="000000"/>
-                <w:right w:val="none" w:sz="0" w:space="0" w:color="000000"/>
-              </w:pBdr>
-              <w:spacing w:after="100" w:before="100" w:line="240"/>
-              <w:ind w:firstLine="0" w:left="100" w:right="100"/>
+              <w:bottom w:val="single" w:sz="12" w:space="0" w:color="666666"/>
+              <w:top w:val="none" w:sz="0" w:space="0" w:color="000000"/>
+              <w:left w:val="none" w:sz="0" w:space="0" w:color="000000"/>
+              <w:right w:val="none" w:sz="0" w:space="0" w:color="000000"/>
+            </w:tcBorders>
+            <w:shd w:val="clear" w:color="auto" w:fill="FFFFFF"/>
+            <w:tcMar>
+              <w:top w:w="0" w:type="dxa"/>
+              <w:bottom w:w="0" w:type="dxa"/>
+              <w:left w:w="0" w:type="dxa"/>
+              <w:right w:w="0" w:type="dxa"/>
+            </w:tcMar>
+            <w:vAlign w:val="center"/>
+          </w:tcPr>
+          <w:p>
+            <w:pPr>
+              <w:jc w:val="left"/>
+              <w:pBdr>
+                <w:bottom w:val="none" w:sz="0" w:space="0" w:color="000000"/>
+                <w:top w:val="none" w:sz="0" w:space="0" w:color="000000"/>
+                <w:left w:val="none" w:sz="0" w:space="0" w:color="000000"/>
+                <w:right w:val="none" w:sz="0" w:space="0" w:color="000000"/>
+              </w:pBdr>
+              <w:spacing w:after="100" w:before="100" w:line="240"/>
+              <w:ind w:left="100" w:right="100" w:firstLine="0" w:firstLineChars="0"/>
+              <w:rPr>
+                <w:rFonts w:ascii="Times New Roman" w:hAnsi="Helvetica" w:eastAsia="Helvetica" w:cs="Helvetica"/>
+                <w:i w:val="false"/>
+                <w:b w:val="false"/>
+                <w:u w:val="none"/>
+                <w:sz w:val="22"/>
+                <w:szCs w:val="22"/>
+                <w:color w:val="000000"/>
+              </w:rPr>
             </w:pPr>
             <w:r>
               <w:rPr>
@@ -3885,32 +4573,40 @@
         <w:tc>
           <w:tcPr>
             <w:tcBorders>
-              <w:bottom w:val="single" w:sz="16" w:space="0" w:color="666666"/>
-              <w:top w:val="none" w:sz="0" w:space="0" w:color="000000"/>
-              <w:left w:val="none" w:sz="0" w:space="0" w:color="000000"/>
-              <w:right w:val="none" w:sz="0" w:space="0" w:color="000000"/>
-            </w:tcBorders>
-            <w:shd w:val="clear" w:color="auto" w:fill="FFFFFF"/>
-            <w:tcMar>
-              <w:top w:w="0" w:type="dxa"/>
-              <w:bottom w:w="0" w:type="dxa"/>
-              <w:left w:w="0" w:type="dxa"/>
-              <w:right w:w="0" w:type="dxa"/>
-            </w:tcMar>
-            <w:vAlign w:val="center"/>
-          </w:tcPr>
-          <w:p>
-            <w:pPr>
-              <w:jc w:val="left"/>
-              <w:keepNext/>
-              <w:pBdr>
-                <w:bottom w:val="none" w:sz="0" w:space="0" w:color="000000"/>
-                <w:top w:val="none" w:sz="0" w:space="0" w:color="000000"/>
-                <w:left w:val="none" w:sz="0" w:space="0" w:color="000000"/>
-                <w:right w:val="none" w:sz="0" w:space="0" w:color="000000"/>
-              </w:pBdr>
-              <w:spacing w:after="100" w:before="100" w:line="240"/>
-              <w:ind w:firstLine="0" w:left="100" w:right="100"/>
+              <w:bottom w:val="single" w:sz="12" w:space="0" w:color="666666"/>
+              <w:top w:val="none" w:sz="0" w:space="0" w:color="000000"/>
+              <w:left w:val="none" w:sz="0" w:space="0" w:color="000000"/>
+              <w:right w:val="none" w:sz="0" w:space="0" w:color="000000"/>
+            </w:tcBorders>
+            <w:shd w:val="clear" w:color="auto" w:fill="FFFFFF"/>
+            <w:tcMar>
+              <w:top w:w="0" w:type="dxa"/>
+              <w:bottom w:w="0" w:type="dxa"/>
+              <w:left w:w="0" w:type="dxa"/>
+              <w:right w:w="0" w:type="dxa"/>
+            </w:tcMar>
+            <w:vAlign w:val="center"/>
+          </w:tcPr>
+          <w:p>
+            <w:pPr>
+              <w:jc w:val="left"/>
+              <w:pBdr>
+                <w:bottom w:val="none" w:sz="0" w:space="0" w:color="000000"/>
+                <w:top w:val="none" w:sz="0" w:space="0" w:color="000000"/>
+                <w:left w:val="none" w:sz="0" w:space="0" w:color="000000"/>
+                <w:right w:val="none" w:sz="0" w:space="0" w:color="000000"/>
+              </w:pBdr>
+              <w:spacing w:after="100" w:before="100" w:line="240"/>
+              <w:ind w:left="100" w:right="100" w:firstLine="0" w:firstLineChars="0"/>
+              <w:rPr>
+                <w:rFonts w:ascii="Times New Roman" w:hAnsi="Helvetica" w:eastAsia="Helvetica" w:cs="Helvetica"/>
+                <w:i w:val="false"/>
+                <w:b w:val="false"/>
+                <w:u w:val="none"/>
+                <w:sz w:val="22"/>
+                <w:szCs w:val="22"/>
+                <w:color w:val="000000"/>
+              </w:rPr>
             </w:pPr>
             <w:r>
               <w:rPr>
@@ -3929,32 +4625,40 @@
         <w:tc>
           <w:tcPr>
             <w:tcBorders>
-              <w:bottom w:val="single" w:sz="16" w:space="0" w:color="666666"/>
-              <w:top w:val="none" w:sz="0" w:space="0" w:color="000000"/>
-              <w:left w:val="none" w:sz="0" w:space="0" w:color="000000"/>
-              <w:right w:val="none" w:sz="0" w:space="0" w:color="000000"/>
-            </w:tcBorders>
-            <w:shd w:val="clear" w:color="auto" w:fill="FFFFFF"/>
-            <w:tcMar>
-              <w:top w:w="0" w:type="dxa"/>
-              <w:bottom w:w="0" w:type="dxa"/>
-              <w:left w:w="0" w:type="dxa"/>
-              <w:right w:w="0" w:type="dxa"/>
-            </w:tcMar>
-            <w:vAlign w:val="center"/>
-          </w:tcPr>
-          <w:p>
-            <w:pPr>
-              <w:jc w:val="left"/>
-              <w:keepNext/>
-              <w:pBdr>
-                <w:bottom w:val="none" w:sz="0" w:space="0" w:color="000000"/>
-                <w:top w:val="none" w:sz="0" w:space="0" w:color="000000"/>
-                <w:left w:val="none" w:sz="0" w:space="0" w:color="000000"/>
-                <w:right w:val="none" w:sz="0" w:space="0" w:color="000000"/>
-              </w:pBdr>
-              <w:spacing w:after="100" w:before="100" w:line="240"/>
-              <w:ind w:firstLine="0" w:left="100" w:right="100"/>
+              <w:bottom w:val="single" w:sz="12" w:space="0" w:color="666666"/>
+              <w:top w:val="none" w:sz="0" w:space="0" w:color="000000"/>
+              <w:left w:val="none" w:sz="0" w:space="0" w:color="000000"/>
+              <w:right w:val="none" w:sz="0" w:space="0" w:color="000000"/>
+            </w:tcBorders>
+            <w:shd w:val="clear" w:color="auto" w:fill="FFFFFF"/>
+            <w:tcMar>
+              <w:top w:w="0" w:type="dxa"/>
+              <w:bottom w:w="0" w:type="dxa"/>
+              <w:left w:w="0" w:type="dxa"/>
+              <w:right w:w="0" w:type="dxa"/>
+            </w:tcMar>
+            <w:vAlign w:val="center"/>
+          </w:tcPr>
+          <w:p>
+            <w:pPr>
+              <w:jc w:val="left"/>
+              <w:pBdr>
+                <w:bottom w:val="none" w:sz="0" w:space="0" w:color="000000"/>
+                <w:top w:val="none" w:sz="0" w:space="0" w:color="000000"/>
+                <w:left w:val="none" w:sz="0" w:space="0" w:color="000000"/>
+                <w:right w:val="none" w:sz="0" w:space="0" w:color="000000"/>
+              </w:pBdr>
+              <w:spacing w:after="100" w:before="100" w:line="240"/>
+              <w:ind w:left="100" w:right="100" w:firstLine="0" w:firstLineChars="0"/>
+              <w:rPr>
+                <w:rFonts w:ascii="Times New Roman" w:hAnsi="Helvetica" w:eastAsia="Helvetica" w:cs="Helvetica"/>
+                <w:i w:val="false"/>
+                <w:b w:val="false"/>
+                <w:u w:val="none"/>
+                <w:sz w:val="22"/>
+                <w:szCs w:val="22"/>
+                <w:color w:val="000000"/>
+              </w:rPr>
             </w:pPr>
             <w:r>
               <w:rPr>
@@ -3980,6 +4684,11 @@
     </w:sectPr>
   </w:body>
 </w:document>
+</file>
+
+<file path=word/comments.xml><?xml version="1.0" encoding="utf-8"?>
+<w:comments xmlns:wpc="http://schemas.microsoft.com/office/word/2010/wordprocessingCanvas" xmlns:mo="http://schemas.microsoft.com/office/mac/office/2008/main" xmlns:mc="http://schemas.openxmlformats.org/markup-compatibility/2006" xmlns:mv="urn:schemas-microsoft-com:mac:vml" xmlns:o="urn:schemas-microsoft-com:office:office" xmlns:r="http://schemas.openxmlformats.org/officeDocument/2006/relationships" xmlns:m="http://schemas.openxmlformats.org/officeDocument/2006/math" xmlns:v="urn:schemas-microsoft-com:vml" xmlns:wp14="http://schemas.microsoft.com/office/word/2010/wordprocessingDrawing" xmlns:wp="http://schemas.openxmlformats.org/drawingml/2006/wordprocessingDrawing" xmlns:w10="urn:schemas-microsoft-com:office:word" xmlns:w="http://schemas.openxmlformats.org/wordprocessingml/2006/main" xmlns:w14="http://schemas.microsoft.com/office/word/2010/wordml" xmlns:wpg="http://schemas.microsoft.com/office/word/2010/wordprocessingGroup" xmlns:wpi="http://schemas.microsoft.com/office/word/2010/wordprocessingInk" xmlns:wne="http://schemas.microsoft.com/office/word/2006/wordml" xmlns:wps="http://schemas.microsoft.com/office/word/2010/wordprocessingShape" mc:Ignorable="w14 wp14">
+</w:comments>
 </file>
 
 <file path=word/footnotes.xml><?xml version="1.0" encoding="utf-8"?>
